--- a/LO2/guide.docx
+++ b/LO2/guide.docx
@@ -7,34 +7,103 @@
         <w:rPr>
           <w:b/>
           <w:bCs/>
-          <w:lang w:val="en-NL"/>
-        </w:rPr>
-      </w:pPr>
-      <w:r>
-        <w:rPr>
-          <w:b/>
-          <w:bCs/>
-          <w:lang w:val="en-NL"/>
-        </w:rPr>
-        <w:t>Korte handleiding: Wii-spel starten op een Raspberry Pi 5 (Dolphin)</w:t>
-      </w:r>
-    </w:p>
-    <w:p>
-      <w:pPr>
-        <w:rPr>
-          <w:b/>
-          <w:bCs/>
-          <w:lang w:val="en-NL"/>
-        </w:rPr>
-      </w:pPr>
-      <w:r>
-        <w:rPr>
-          <w:b/>
-          <w:bCs/>
-          <w:lang w:val="en-NL"/>
-        </w:rPr>
-        <w:t>1. Zet je Raspberry Pi aan</w:t>
-      </w:r>
+        </w:rPr>
+      </w:pPr>
+      <w:r>
+        <w:rPr>
+          <w:b/>
+          <w:bCs/>
+        </w:rPr>
+        <w:t xml:space="preserve">Korte </w:t>
+      </w:r>
+      <w:proofErr w:type="spellStart"/>
+      <w:r>
+        <w:rPr>
+          <w:b/>
+          <w:bCs/>
+        </w:rPr>
+        <w:t>handleiding</w:t>
+      </w:r>
+      <w:proofErr w:type="spellEnd"/>
+      <w:r>
+        <w:rPr>
+          <w:b/>
+          <w:bCs/>
+        </w:rPr>
+        <w:t>: Wii-</w:t>
+      </w:r>
+      <w:proofErr w:type="spellStart"/>
+      <w:r>
+        <w:rPr>
+          <w:b/>
+          <w:bCs/>
+        </w:rPr>
+        <w:t>spel</w:t>
+      </w:r>
+      <w:proofErr w:type="spellEnd"/>
+      <w:r>
+        <w:rPr>
+          <w:b/>
+          <w:bCs/>
+        </w:rPr>
+        <w:t xml:space="preserve"> </w:t>
+      </w:r>
+      <w:proofErr w:type="spellStart"/>
+      <w:r>
+        <w:rPr>
+          <w:b/>
+          <w:bCs/>
+        </w:rPr>
+        <w:t>starten</w:t>
+      </w:r>
+      <w:proofErr w:type="spellEnd"/>
+      <w:r>
+        <w:rPr>
+          <w:b/>
+          <w:bCs/>
+        </w:rPr>
+        <w:t xml:space="preserve"> op </w:t>
+      </w:r>
+      <w:proofErr w:type="spellStart"/>
+      <w:r>
+        <w:rPr>
+          <w:b/>
+          <w:bCs/>
+        </w:rPr>
+        <w:t>een</w:t>
+      </w:r>
+      <w:proofErr w:type="spellEnd"/>
+      <w:r>
+        <w:rPr>
+          <w:b/>
+          <w:bCs/>
+        </w:rPr>
+        <w:t xml:space="preserve"> Raspberry Pi 5 (Dolphin)</w:t>
+      </w:r>
+    </w:p>
+    <w:p>
+      <w:pPr>
+        <w:rPr>
+          <w:b/>
+          <w:bCs/>
+        </w:rPr>
+      </w:pPr>
+      <w:r>
+        <w:rPr>
+          <w:b/>
+          <w:bCs/>
+        </w:rPr>
+        <w:t xml:space="preserve">1. Zet je Raspberry Pi </w:t>
+      </w:r>
+      <w:proofErr w:type="spellStart"/>
+      <w:r>
+        <w:rPr>
+          <w:b/>
+          <w:bCs/>
+        </w:rPr>
+        <w:t>aan</w:t>
+      </w:r>
+      <w:proofErr w:type="spellEnd"/>
     </w:p>
     <w:p>
       <w:pPr>
@@ -42,15 +111,17 @@
           <w:ilvl w:val="0"/>
           <w:numId w:val="1"/>
         </w:numPr>
-        <w:rPr>
-          <w:lang w:val="en-NL"/>
-        </w:rPr>
-      </w:pPr>
-      <w:r>
-        <w:rPr>
-          <w:lang w:val="en-NL"/>
-        </w:rPr>
-        <w:t>Sluit je Pi aan op de tv/monitor</w:t>
+      </w:pPr>
+      <w:r>
+        <w:t xml:space="preserve">Sluit je Pi </w:t>
+      </w:r>
+      <w:proofErr w:type="spellStart"/>
+      <w:r>
+        <w:t>aan</w:t>
+      </w:r>
+      <w:proofErr w:type="spellEnd"/>
+      <w:r>
+        <w:t xml:space="preserve"> op de tv/monitor</w:t>
       </w:r>
     </w:p>
     <w:p>
@@ -59,15 +130,17 @@
           <w:ilvl w:val="0"/>
           <w:numId w:val="1"/>
         </w:numPr>
-        <w:rPr>
-          <w:lang w:val="en-NL"/>
-        </w:rPr>
-      </w:pPr>
-      <w:r>
-        <w:rPr>
-          <w:lang w:val="en-NL"/>
-        </w:rPr>
-        <w:t>Steek de stroomkabel in de Pi</w:t>
+      </w:pPr>
+      <w:r>
+        <w:t xml:space="preserve">Steek de </w:t>
+      </w:r>
+      <w:proofErr w:type="spellStart"/>
+      <w:r>
+        <w:t>stroomkabel</w:t>
+      </w:r>
+      <w:proofErr w:type="spellEnd"/>
+      <w:r>
+        <w:t xml:space="preserve"> in de Pi</w:t>
       </w:r>
     </w:p>
     <w:p>
@@ -76,29 +149,47 @@
           <w:ilvl w:val="0"/>
           <w:numId w:val="1"/>
         </w:numPr>
-        <w:rPr>
-          <w:lang w:val="en-NL"/>
-        </w:rPr>
-      </w:pPr>
-      <w:r>
-        <w:rPr>
-          <w:lang w:val="en-NL"/>
-        </w:rPr>
-        <w:t>Wacht tot het systeem is opgestart en je op het bureaublad zit</w:t>
-      </w:r>
-    </w:p>
-    <w:p>
-      <w:pPr>
-        <w:rPr>
-          <w:lang w:val="en-NL"/>
-        </w:rPr>
-      </w:pPr>
-      <w:r>
-        <w:rPr>
-          <w:lang w:val="en-NL"/>
-        </w:rPr>
+      </w:pPr>
+      <w:r>
+        <w:t xml:space="preserve">Wacht tot het </w:t>
+      </w:r>
+      <w:proofErr w:type="spellStart"/>
+      <w:r>
+        <w:t>systeem</w:t>
+      </w:r>
+      <w:proofErr w:type="spellEnd"/>
+      <w:r>
+        <w:t xml:space="preserve"> is </w:t>
+      </w:r>
+      <w:proofErr w:type="spellStart"/>
+      <w:r>
+        <w:t>opgestart</w:t>
+      </w:r>
+      <w:proofErr w:type="spellEnd"/>
+      <w:r>
+        <w:t xml:space="preserve"> </w:t>
+      </w:r>
+      <w:proofErr w:type="spellStart"/>
+      <w:r>
+        <w:t>en</w:t>
+      </w:r>
+      <w:proofErr w:type="spellEnd"/>
+      <w:r>
+        <w:t xml:space="preserve"> je op het </w:t>
+      </w:r>
+      <w:proofErr w:type="spellStart"/>
+      <w:r>
+        <w:t>bureaublad</w:t>
+      </w:r>
+      <w:proofErr w:type="spellEnd"/>
+      <w:r>
+        <w:t xml:space="preserve"> zit</w:t>
+      </w:r>
+    </w:p>
+    <w:p>
+      <w:r>
         <w:pict w14:anchorId="20C608DC">
-          <v:rect id="_x0000_i1067" style="width:0;height:1.5pt" o:hralign="center" o:hrstd="t" o:hr="t" fillcolor="#a0a0a0" stroked="f"/>
+          <v:rect id="_x0000_i1025" style="width:0;height:1.5pt" o:hralign="center" o:hrstd="t" o:hr="t" fillcolor="#a0a0a0" stroked="f"/>
         </w:pict>
       </w:r>
     </w:p>
@@ -107,84 +198,92 @@
         <w:rPr>
           <w:b/>
           <w:bCs/>
-          <w:lang w:val="en-NL"/>
-        </w:rPr>
-      </w:pPr>
-      <w:r>
-        <w:rPr>
-          <w:b/>
-          <w:bCs/>
-          <w:lang w:val="en-NL"/>
+        </w:rPr>
+      </w:pPr>
+      <w:r>
+        <w:rPr>
+          <w:b/>
+          <w:bCs/>
         </w:rPr>
         <w:t>2. Start Dolphin Emulator</w:t>
       </w:r>
     </w:p>
     <w:p>
-      <w:pPr>
-        <w:rPr>
-          <w:lang w:val="en-NL"/>
-        </w:rPr>
-      </w:pPr>
-      <w:r>
-        <w:rPr>
-          <w:lang w:val="en-NL"/>
-        </w:rPr>
-        <w:t>Ga naar:</w:t>
-      </w:r>
-    </w:p>
-    <w:p>
-      <w:pPr>
-        <w:rPr>
-          <w:lang w:val="en-NL"/>
-        </w:rPr>
-      </w:pPr>
-      <w:r>
-        <w:rPr>
-          <w:b/>
-          <w:bCs/>
-          <w:lang w:val="en-NL"/>
+      <w:r>
+        <w:t xml:space="preserve">Ga </w:t>
+      </w:r>
+      <w:proofErr w:type="spellStart"/>
+      <w:r>
+        <w:t>naar</w:t>
+      </w:r>
+      <w:proofErr w:type="spellEnd"/>
+      <w:r>
+        <w:t>:</w:t>
+      </w:r>
+    </w:p>
+    <w:p>
+      <w:r>
+        <w:rPr>
+          <w:b/>
+          <w:bCs/>
         </w:rPr>
         <w:t>Menu → Games → Dolphin Emulator</w:t>
       </w:r>
     </w:p>
     <w:p>
-      <w:pPr>
-        <w:rPr>
-          <w:lang w:val="en-NL"/>
-        </w:rPr>
-      </w:pPr>
-      <w:r>
-        <w:rPr>
-          <w:lang w:val="en-NL"/>
-        </w:rPr>
-        <w:t>(of zoek “Dolphin” in de zoekbalk linksboven)</w:t>
-      </w:r>
-    </w:p>
-    <w:p>
-      <w:pPr>
-        <w:rPr>
-          <w:lang w:val="en-NL"/>
-        </w:rPr>
-      </w:pPr>
-      <w:r>
-        <w:rPr>
-          <w:lang w:val="en-NL"/>
-        </w:rPr>
-        <w:t>Dolphin opent nu het hoofdscherm.</w:t>
-      </w:r>
-    </w:p>
-    <w:p>
-      <w:pPr>
-        <w:rPr>
-          <w:lang w:val="en-NL"/>
-        </w:rPr>
-      </w:pPr>
-      <w:r>
-        <w:rPr>
-          <w:lang w:val="en-NL"/>
-        </w:rPr>
+      <w:r>
+        <w:t xml:space="preserve">(of </w:t>
+      </w:r>
+      <w:proofErr w:type="spellStart"/>
+      <w:r>
+        <w:t>zoek</w:t>
+      </w:r>
+      <w:proofErr w:type="spellEnd"/>
+      <w:r>
+        <w:t xml:space="preserve"> “Dolphin” in de </w:t>
+      </w:r>
+      <w:proofErr w:type="spellStart"/>
+      <w:r>
+        <w:t>zoekbalk</w:t>
+      </w:r>
+      <w:proofErr w:type="spellEnd"/>
+      <w:r>
+        <w:t xml:space="preserve"> </w:t>
+      </w:r>
+      <w:proofErr w:type="spellStart"/>
+      <w:r>
+        <w:t>linksboven</w:t>
+      </w:r>
+      <w:proofErr w:type="spellEnd"/>
+      <w:r>
+        <w:t>)</w:t>
+      </w:r>
+    </w:p>
+    <w:p>
+      <w:r>
+        <w:t xml:space="preserve">Dolphin </w:t>
+      </w:r>
+      <w:proofErr w:type="spellStart"/>
+      <w:r>
+        <w:t>opent</w:t>
+      </w:r>
+      <w:proofErr w:type="spellEnd"/>
+      <w:r>
+        <w:t xml:space="preserve"> nu het </w:t>
+      </w:r>
+      <w:proofErr w:type="spellStart"/>
+      <w:r>
+        <w:t>hoofdscherm</w:t>
+      </w:r>
+      <w:proofErr w:type="spellEnd"/>
+      <w:r>
+        <w:t>.</w:t>
+      </w:r>
+    </w:p>
+    <w:p>
+      <w:r>
         <w:pict w14:anchorId="684E975E">
-          <v:rect id="_x0000_i1068" style="width:0;height:1.5pt" o:hralign="center" o:hrstd="t" o:hr="t" fillcolor="#a0a0a0" stroked="f"/>
+          <v:rect id="_x0000_i1026" style="width:0;height:1.5pt" o:hralign="center" o:hrstd="t" o:hr="t" fillcolor="#a0a0a0" stroked="f"/>
         </w:pict>
       </w:r>
     </w:p>
@@ -193,29 +292,89 @@
         <w:rPr>
           <w:b/>
           <w:bCs/>
-          <w:lang w:val="en-NL"/>
-        </w:rPr>
-      </w:pPr>
-      <w:r>
-        <w:rPr>
-          <w:b/>
-          <w:bCs/>
-          <w:lang w:val="en-NL"/>
-        </w:rPr>
-        <w:t>3. Controleer of Dolphin je gamefolder kent</w:t>
-      </w:r>
-    </w:p>
-    <w:p>
-      <w:pPr>
-        <w:rPr>
-          <w:lang w:val="en-NL"/>
-        </w:rPr>
-      </w:pPr>
-      <w:r>
-        <w:rPr>
-          <w:lang w:val="en-NL"/>
-        </w:rPr>
-        <w:t>Eenmalig instellen — daarna nooit meer.</w:t>
+        </w:rPr>
+      </w:pPr>
+      <w:r>
+        <w:rPr>
+          <w:b/>
+          <w:bCs/>
+        </w:rPr>
+        <w:t xml:space="preserve">3. </w:t>
+      </w:r>
+      <w:proofErr w:type="spellStart"/>
+      <w:r>
+        <w:rPr>
+          <w:b/>
+          <w:bCs/>
+        </w:rPr>
+        <w:t>Controleer</w:t>
+      </w:r>
+      <w:proofErr w:type="spellEnd"/>
+      <w:r>
+        <w:rPr>
+          <w:b/>
+          <w:bCs/>
+        </w:rPr>
+        <w:t xml:space="preserve"> of Dolphin je </w:t>
+      </w:r>
+      <w:proofErr w:type="spellStart"/>
+      <w:r>
+        <w:rPr>
+          <w:b/>
+          <w:bCs/>
+        </w:rPr>
+        <w:t>gamefolder</w:t>
+      </w:r>
+      <w:proofErr w:type="spellEnd"/>
+      <w:r>
+        <w:rPr>
+          <w:b/>
+          <w:bCs/>
+        </w:rPr>
+        <w:t xml:space="preserve"> </w:t>
+      </w:r>
+      <w:proofErr w:type="spellStart"/>
+      <w:r>
+        <w:rPr>
+          <w:b/>
+          <w:bCs/>
+        </w:rPr>
+        <w:t>kent</w:t>
+      </w:r>
+      <w:proofErr w:type="spellEnd"/>
+    </w:p>
+    <w:p>
+      <w:proofErr w:type="spellStart"/>
+      <w:r>
+        <w:t>Eenmalig</w:t>
+      </w:r>
+      <w:proofErr w:type="spellEnd"/>
+      <w:r>
+        <w:t xml:space="preserve"> </w:t>
+      </w:r>
+      <w:proofErr w:type="spellStart"/>
+      <w:r>
+        <w:t>instellen</w:t>
+      </w:r>
+      <w:proofErr w:type="spellEnd"/>
+      <w:r>
+        <w:t xml:space="preserve"> — </w:t>
+      </w:r>
+      <w:proofErr w:type="spellStart"/>
+      <w:r>
+        <w:t>daarna</w:t>
+      </w:r>
+      <w:proofErr w:type="spellEnd"/>
+      <w:r>
+        <w:t xml:space="preserve"> nooit </w:t>
+      </w:r>
+      <w:proofErr w:type="spellStart"/>
+      <w:r>
+        <w:t>meer</w:t>
+      </w:r>
+      <w:proofErr w:type="spellEnd"/>
+      <w:r>
+        <w:t>.</w:t>
       </w:r>
     </w:p>
     <w:p>
@@ -224,21 +383,19 @@
           <w:ilvl w:val="0"/>
           <w:numId w:val="2"/>
         </w:numPr>
-        <w:rPr>
-          <w:lang w:val="en-NL"/>
-        </w:rPr>
-      </w:pPr>
-      <w:r>
-        <w:rPr>
-          <w:lang w:val="en-NL"/>
-        </w:rPr>
-        <w:t xml:space="preserve">Klik op </w:t>
-      </w:r>
-      <w:r>
-        <w:rPr>
-          <w:b/>
-          <w:bCs/>
-          <w:lang w:val="en-NL"/>
+      </w:pPr>
+      <w:proofErr w:type="spellStart"/>
+      <w:r>
+        <w:t>Klik</w:t>
+      </w:r>
+      <w:proofErr w:type="spellEnd"/>
+      <w:r>
+        <w:t xml:space="preserve"> op </w:t>
+      </w:r>
+      <w:r>
+        <w:rPr>
+          <w:b/>
+          <w:bCs/>
         </w:rPr>
         <w:t>Config</w:t>
       </w:r>
@@ -249,21 +406,22 @@
           <w:ilvl w:val="0"/>
           <w:numId w:val="2"/>
         </w:numPr>
-        <w:rPr>
-          <w:lang w:val="en-NL"/>
-        </w:rPr>
-      </w:pPr>
-      <w:r>
-        <w:rPr>
-          <w:lang w:val="en-NL"/>
-        </w:rPr>
-        <w:t xml:space="preserve">Ga naar tab </w:t>
-      </w:r>
-      <w:r>
-        <w:rPr>
-          <w:b/>
-          <w:bCs/>
-          <w:lang w:val="en-NL"/>
+      </w:pPr>
+      <w:r>
+        <w:t xml:space="preserve">Ga </w:t>
+      </w:r>
+      <w:proofErr w:type="spellStart"/>
+      <w:r>
+        <w:t>naar</w:t>
+      </w:r>
+      <w:proofErr w:type="spellEnd"/>
+      <w:r>
+        <w:t xml:space="preserve"> tab </w:t>
+      </w:r>
+      <w:r>
+        <w:rPr>
+          <w:b/>
+          <w:bCs/>
         </w:rPr>
         <w:t>Paths</w:t>
       </w:r>
@@ -274,21 +432,19 @@
           <w:ilvl w:val="0"/>
           <w:numId w:val="2"/>
         </w:numPr>
-        <w:rPr>
-          <w:lang w:val="en-NL"/>
-        </w:rPr>
-      </w:pPr>
-      <w:r>
-        <w:rPr>
-          <w:lang w:val="en-NL"/>
-        </w:rPr>
-        <w:t xml:space="preserve">Klik </w:t>
-      </w:r>
-      <w:r>
-        <w:rPr>
-          <w:b/>
-          <w:bCs/>
-          <w:lang w:val="en-NL"/>
+      </w:pPr>
+      <w:proofErr w:type="spellStart"/>
+      <w:r>
+        <w:t>Klik</w:t>
+      </w:r>
+      <w:proofErr w:type="spellEnd"/>
+      <w:r>
+        <w:t xml:space="preserve"> </w:t>
+      </w:r>
+      <w:r>
+        <w:rPr>
+          <w:b/>
+          <w:bCs/>
         </w:rPr>
         <w:t>Add</w:t>
       </w:r>
@@ -299,22 +455,55 @@
           <w:ilvl w:val="0"/>
           <w:numId w:val="2"/>
         </w:numPr>
-        <w:rPr>
-          <w:lang w:val="en-NL"/>
-        </w:rPr>
-      </w:pPr>
-      <w:r>
-        <w:rPr>
-          <w:lang w:val="en-NL"/>
-        </w:rPr>
-        <w:t>Selecteer de map waar jouw Wii-games staan</w:t>
-      </w:r>
-      <w:r>
-        <w:rPr>
-          <w:lang w:val="en-NL"/>
-        </w:rPr>
+      </w:pPr>
+      <w:proofErr w:type="spellStart"/>
+      <w:r>
+        <w:t>Selecteer</w:t>
+      </w:r>
+      <w:proofErr w:type="spellEnd"/>
+      <w:r>
+        <w:t xml:space="preserve"> de map </w:t>
+      </w:r>
+      <w:proofErr w:type="spellStart"/>
+      <w:r>
+        <w:t>waar</w:t>
+      </w:r>
+      <w:proofErr w:type="spellEnd"/>
+      <w:r>
+        <w:t xml:space="preserve"> </w:t>
+      </w:r>
+      <w:proofErr w:type="spellStart"/>
+      <w:r>
+        <w:t>jouw</w:t>
+      </w:r>
+      <w:proofErr w:type="spellEnd"/>
+      <w:r>
+        <w:t xml:space="preserve"> Wii-games </w:t>
+      </w:r>
+      <w:proofErr w:type="spellStart"/>
+      <w:r>
+        <w:t>staan</w:t>
+      </w:r>
+      <w:proofErr w:type="spellEnd"/>
+      <w:r>
         <w:br/>
-        <w:t>(bijv. ~/Games/Wii of een USB-stick map)</w:t>
+        <w:t>(</w:t>
+      </w:r>
+      <w:proofErr w:type="spellStart"/>
+      <w:r>
+        <w:t>bijv</w:t>
+      </w:r>
+      <w:proofErr w:type="spellEnd"/>
+      <w:r>
+        <w:t xml:space="preserve">. ~/Games/Wii of </w:t>
+      </w:r>
+      <w:proofErr w:type="spellStart"/>
+      <w:r>
+        <w:t>een</w:t>
+      </w:r>
+      <w:proofErr w:type="spellEnd"/>
+      <w:r>
+        <w:t xml:space="preserve"> USB-stick map)</w:t>
       </w:r>
     </w:p>
     <w:p>
@@ -323,29 +512,52 @@
           <w:ilvl w:val="0"/>
           <w:numId w:val="2"/>
         </w:numPr>
-        <w:rPr>
-          <w:lang w:val="en-NL"/>
-        </w:rPr>
-      </w:pPr>
-      <w:r>
-        <w:rPr>
-          <w:lang w:val="en-NL"/>
-        </w:rPr>
-        <w:t>Dolphin voegt de spellen nu automatisch toe aan de lijst</w:t>
-      </w:r>
-    </w:p>
-    <w:p>
-      <w:pPr>
-        <w:rPr>
-          <w:lang w:val="en-NL"/>
-        </w:rPr>
-      </w:pPr>
-      <w:r>
-        <w:rPr>
-          <w:lang w:val="en-NL"/>
-        </w:rPr>
+      </w:pPr>
+      <w:r>
+        <w:t xml:space="preserve">Dolphin </w:t>
+      </w:r>
+      <w:proofErr w:type="spellStart"/>
+      <w:r>
+        <w:t>voegt</w:t>
+      </w:r>
+      <w:proofErr w:type="spellEnd"/>
+      <w:r>
+        <w:t xml:space="preserve"> de </w:t>
+      </w:r>
+      <w:proofErr w:type="spellStart"/>
+      <w:r>
+        <w:t>spellen</w:t>
+      </w:r>
+      <w:proofErr w:type="spellEnd"/>
+      <w:r>
+        <w:t xml:space="preserve"> nu </w:t>
+      </w:r>
+      <w:proofErr w:type="spellStart"/>
+      <w:r>
+        <w:t>automatisch</w:t>
+      </w:r>
+      <w:proofErr w:type="spellEnd"/>
+      <w:r>
+        <w:t xml:space="preserve"> toe </w:t>
+      </w:r>
+      <w:proofErr w:type="spellStart"/>
+      <w:r>
+        <w:t>aan</w:t>
+      </w:r>
+      <w:proofErr w:type="spellEnd"/>
+      <w:r>
+        <w:t xml:space="preserve"> de </w:t>
+      </w:r>
+      <w:proofErr w:type="spellStart"/>
+      <w:r>
+        <w:t>lijst</w:t>
+      </w:r>
+      <w:proofErr w:type="spellEnd"/>
+    </w:p>
+    <w:p>
+      <w:r>
         <w:pict w14:anchorId="2A11DAE0">
-          <v:rect id="_x0000_i1069" style="width:0;height:1.5pt" o:hralign="center" o:hrstd="t" o:hr="t" fillcolor="#a0a0a0" stroked="f"/>
+          <v:rect id="_x0000_i1027" style="width:0;height:1.5pt" o:hralign="center" o:hrstd="t" o:hr="t" fillcolor="#a0a0a0" stroked="f"/>
         </w:pict>
       </w:r>
     </w:p>
@@ -354,42 +566,66 @@
         <w:rPr>
           <w:b/>
           <w:bCs/>
-          <w:lang w:val="en-NL"/>
-        </w:rPr>
-      </w:pPr>
-      <w:r>
-        <w:rPr>
-          <w:b/>
-          <w:bCs/>
-          <w:lang w:val="en-NL"/>
-        </w:rPr>
-        <w:t>4. Controller instellen (eenmalig)</w:t>
-      </w:r>
-    </w:p>
-    <w:p>
-      <w:pPr>
-        <w:rPr>
-          <w:lang w:val="en-NL"/>
-        </w:rPr>
-      </w:pPr>
-      <w:r>
-        <w:rPr>
-          <w:lang w:val="en-NL"/>
-        </w:rPr>
-        <w:t>Ga naar:</w:t>
-      </w:r>
-    </w:p>
-    <w:p>
-      <w:pPr>
-        <w:rPr>
-          <w:lang w:val="en-NL"/>
-        </w:rPr>
-      </w:pPr>
-      <w:r>
-        <w:rPr>
-          <w:b/>
-          <w:bCs/>
-          <w:lang w:val="en-NL"/>
+        </w:rPr>
+      </w:pPr>
+      <w:r>
+        <w:rPr>
+          <w:b/>
+          <w:bCs/>
+        </w:rPr>
+        <w:t xml:space="preserve">4. Controller </w:t>
+      </w:r>
+      <w:proofErr w:type="spellStart"/>
+      <w:r>
+        <w:rPr>
+          <w:b/>
+          <w:bCs/>
+        </w:rPr>
+        <w:t>instellen</w:t>
+      </w:r>
+      <w:proofErr w:type="spellEnd"/>
+      <w:r>
+        <w:rPr>
+          <w:b/>
+          <w:bCs/>
+        </w:rPr>
+        <w:t xml:space="preserve"> (</w:t>
+      </w:r>
+      <w:proofErr w:type="spellStart"/>
+      <w:r>
+        <w:rPr>
+          <w:b/>
+          <w:bCs/>
+        </w:rPr>
+        <w:t>eenmalig</w:t>
+      </w:r>
+      <w:proofErr w:type="spellEnd"/>
+      <w:r>
+        <w:rPr>
+          <w:b/>
+          <w:bCs/>
+        </w:rPr>
+        <w:t>)</w:t>
+      </w:r>
+    </w:p>
+    <w:p>
+      <w:r>
+        <w:t xml:space="preserve">Ga </w:t>
+      </w:r>
+      <w:proofErr w:type="spellStart"/>
+      <w:r>
+        <w:t>naar</w:t>
+      </w:r>
+      <w:proofErr w:type="spellEnd"/>
+      <w:r>
+        <w:t>:</w:t>
+      </w:r>
+    </w:p>
+    <w:p>
+      <w:r>
+        <w:rPr>
+          <w:b/>
+          <w:bCs/>
         </w:rPr>
         <w:t>Controllers → Wii Remotes</w:t>
       </w:r>
@@ -400,15 +636,11 @@
           <w:ilvl w:val="0"/>
           <w:numId w:val="3"/>
         </w:numPr>
-        <w:rPr>
-          <w:lang w:val="en-NL"/>
-        </w:rPr>
-      </w:pPr>
-      <w:r>
-        <w:rPr>
-          <w:b/>
-          <w:bCs/>
-          <w:lang w:val="en-NL"/>
+      </w:pPr>
+      <w:r>
+        <w:rPr>
+          <w:b/>
+          <w:bCs/>
         </w:rPr>
         <w:t>Wii Remote 1 → Real Wii Remote</w:t>
       </w:r>
@@ -419,30 +651,25 @@
           <w:ilvl w:val="0"/>
           <w:numId w:val="3"/>
         </w:numPr>
-        <w:rPr>
-          <w:lang w:val="en-NL"/>
-        </w:rPr>
-      </w:pPr>
-      <w:r>
-        <w:rPr>
-          <w:lang w:val="en-NL"/>
-        </w:rPr>
+      </w:pPr>
+      <w:r>
         <w:t xml:space="preserve">Vink </w:t>
       </w:r>
       <w:r>
         <w:rPr>
           <w:b/>
           <w:bCs/>
-          <w:lang w:val="en-NL"/>
         </w:rPr>
         <w:t>Continuous Scanning</w:t>
       </w:r>
       <w:r>
-        <w:rPr>
-          <w:lang w:val="en-NL"/>
-        </w:rPr>
-        <w:t xml:space="preserve"> aan</w:t>
-      </w:r>
+        <w:t xml:space="preserve"> </w:t>
+      </w:r>
+      <w:proofErr w:type="spellStart"/>
+      <w:r>
+        <w:t>aan</w:t>
+      </w:r>
+      <w:proofErr w:type="spellEnd"/>
     </w:p>
     <w:p>
       <w:pPr>
@@ -450,57 +677,124 @@
           <w:ilvl w:val="0"/>
           <w:numId w:val="3"/>
         </w:numPr>
-        <w:rPr>
-          <w:lang w:val="en-NL"/>
-        </w:rPr>
-      </w:pPr>
-      <w:r>
-        <w:rPr>
-          <w:lang w:val="en-NL"/>
-        </w:rPr>
-        <w:t xml:space="preserve">Klik </w:t>
-      </w:r>
-      <w:r>
-        <w:rPr>
-          <w:b/>
-          <w:bCs/>
-          <w:lang w:val="en-NL"/>
+      </w:pPr>
+      <w:proofErr w:type="spellStart"/>
+      <w:r>
+        <w:t>Klik</w:t>
+      </w:r>
+      <w:proofErr w:type="spellEnd"/>
+      <w:r>
+        <w:t xml:space="preserve"> </w:t>
+      </w:r>
+      <w:r>
+        <w:rPr>
+          <w:b/>
+          <w:bCs/>
         </w:rPr>
         <w:t>OK</w:t>
       </w:r>
     </w:p>
     <w:p>
-      <w:pPr>
-        <w:rPr>
-          <w:lang w:val="en-NL"/>
-        </w:rPr>
-      </w:pPr>
-      <w:r>
-        <w:rPr>
-          <w:lang w:val="en-NL"/>
-        </w:rPr>
-        <w:t>Als je een gewone USB-controller gebruikt:</w:t>
-      </w:r>
-      <w:r>
-        <w:rPr>
-          <w:lang w:val="en-NL"/>
-        </w:rPr>
+      <w:r>
+        <w:t xml:space="preserve">Als je </w:t>
+      </w:r>
+      <w:proofErr w:type="spellStart"/>
+      <w:r>
+        <w:t>een</w:t>
+      </w:r>
+      <w:proofErr w:type="spellEnd"/>
+      <w:r>
+        <w:t xml:space="preserve"> </w:t>
+      </w:r>
+      <w:proofErr w:type="spellStart"/>
+      <w:r>
+        <w:t>gewone</w:t>
+      </w:r>
+      <w:proofErr w:type="spellEnd"/>
+      <w:r>
+        <w:t xml:space="preserve"> USB-controller </w:t>
+      </w:r>
+      <w:proofErr w:type="spellStart"/>
+      <w:r>
+        <w:t>gebruikt</w:t>
+      </w:r>
+      <w:proofErr w:type="spellEnd"/>
+      <w:r>
+        <w:t>:</w:t>
+      </w:r>
+      <w:r>
         <w:br/>
-        <w:t>Kies “Emulated Wii Remote” en stel knoppen in (eventueel laat ik je dat apart zien).</w:t>
-      </w:r>
-    </w:p>
-    <w:p>
-      <w:pPr>
-        <w:rPr>
-          <w:lang w:val="en-NL"/>
-        </w:rPr>
-      </w:pPr>
-      <w:r>
-        <w:rPr>
-          <w:lang w:val="en-NL"/>
-        </w:rPr>
+        <w:t xml:space="preserve">Kies “Emulated Wii Remote” </w:t>
+      </w:r>
+      <w:proofErr w:type="spellStart"/>
+      <w:r>
+        <w:t>en</w:t>
+      </w:r>
+      <w:proofErr w:type="spellEnd"/>
+      <w:r>
+        <w:t xml:space="preserve"> </w:t>
+      </w:r>
+      <w:proofErr w:type="spellStart"/>
+      <w:r>
+        <w:t>stel</w:t>
+      </w:r>
+      <w:proofErr w:type="spellEnd"/>
+      <w:r>
+        <w:t xml:space="preserve"> </w:t>
+      </w:r>
+      <w:proofErr w:type="spellStart"/>
+      <w:r>
+        <w:t>knoppen</w:t>
+      </w:r>
+      <w:proofErr w:type="spellEnd"/>
+      <w:r>
+        <w:t xml:space="preserve"> in (</w:t>
+      </w:r>
+      <w:proofErr w:type="spellStart"/>
+      <w:r>
+        <w:t>eventueel</w:t>
+      </w:r>
+      <w:proofErr w:type="spellEnd"/>
+      <w:r>
+        <w:t xml:space="preserve"> </w:t>
+      </w:r>
+      <w:proofErr w:type="spellStart"/>
+      <w:r>
+        <w:t>laat</w:t>
+      </w:r>
+      <w:proofErr w:type="spellEnd"/>
+      <w:r>
+        <w:t xml:space="preserve"> </w:t>
+      </w:r>
+      <w:proofErr w:type="spellStart"/>
+      <w:r>
+        <w:t>ik</w:t>
+      </w:r>
+      <w:proofErr w:type="spellEnd"/>
+      <w:r>
+        <w:t xml:space="preserve"> je </w:t>
+      </w:r>
+      <w:proofErr w:type="spellStart"/>
+      <w:r>
+        <w:t>dat</w:t>
+      </w:r>
+      <w:proofErr w:type="spellEnd"/>
+      <w:r>
+        <w:t xml:space="preserve"> apart </w:t>
+      </w:r>
+      <w:proofErr w:type="spellStart"/>
+      <w:r>
+        <w:t>zien</w:t>
+      </w:r>
+      <w:proofErr w:type="spellEnd"/>
+      <w:r>
+        <w:t>).</w:t>
+      </w:r>
+    </w:p>
+    <w:p>
+      <w:r>
         <w:pict w14:anchorId="0A06822B">
-          <v:rect id="_x0000_i1070" style="width:0;height:1.5pt" o:hralign="center" o:hrstd="t" o:hr="t" fillcolor="#a0a0a0" stroked="f"/>
+          <v:rect id="_x0000_i1028" style="width:0;height:1.5pt" o:hralign="center" o:hrstd="t" o:hr="t" fillcolor="#a0a0a0" stroked="f"/>
         </w:pict>
       </w:r>
     </w:p>
@@ -510,39 +804,61 @@
           <w:rFonts w:ascii="Segoe UI Emoji" w:hAnsi="Segoe UI Emoji" w:cs="Segoe UI Emoji"/>
           <w:b/>
           <w:bCs/>
-          <w:lang w:val="en-NL"/>
-        </w:rPr>
-      </w:pPr>
-    </w:p>
-    <w:p>
-      <w:pPr>
-        <w:rPr>
-          <w:b/>
-          <w:bCs/>
-          <w:lang w:val="en-NL"/>
-        </w:rPr>
-      </w:pPr>
-      <w:r>
-        <w:rPr>
-          <w:b/>
-          <w:bCs/>
-          <w:lang w:val="en-NL"/>
-        </w:rPr>
-        <w:t>5. Koppel je Wiimote</w:t>
-      </w:r>
-    </w:p>
-    <w:p>
-      <w:pPr>
-        <w:rPr>
-          <w:lang w:val="en-NL"/>
-        </w:rPr>
-      </w:pPr>
-      <w:r>
-        <w:rPr>
-          <w:lang w:val="en-NL"/>
-        </w:rPr>
+        </w:rPr>
+      </w:pPr>
+    </w:p>
+    <w:p>
+      <w:pPr>
+        <w:rPr>
+          <w:b/>
+          <w:bCs/>
+        </w:rPr>
+      </w:pPr>
+      <w:r>
+        <w:rPr>
+          <w:b/>
+          <w:bCs/>
+        </w:rPr>
+        <w:t xml:space="preserve">5. Koppel je </w:t>
+      </w:r>
+      <w:proofErr w:type="spellStart"/>
+      <w:r>
+        <w:rPr>
+          <w:b/>
+          <w:bCs/>
+        </w:rPr>
+        <w:t>Wiimote</w:t>
+      </w:r>
+      <w:proofErr w:type="spellEnd"/>
+    </w:p>
+    <w:p>
+      <w:r>
         <w:lastRenderedPageBreak/>
-        <w:t>Zorg dat Dolphin nog open staat.</w:t>
+        <w:t xml:space="preserve">Zorg </w:t>
+      </w:r>
+      <w:proofErr w:type="spellStart"/>
+      <w:r>
+        <w:t>dat</w:t>
+      </w:r>
+      <w:proofErr w:type="spellEnd"/>
+      <w:r>
+        <w:t xml:space="preserve"> Dolphin </w:t>
+      </w:r>
+      <w:proofErr w:type="spellStart"/>
+      <w:r>
+        <w:t>nog</w:t>
+      </w:r>
+      <w:proofErr w:type="spellEnd"/>
+      <w:r>
+        <w:t xml:space="preserve"> open </w:t>
+      </w:r>
+      <w:proofErr w:type="spellStart"/>
+      <w:r>
+        <w:t>staat</w:t>
+      </w:r>
+      <w:proofErr w:type="spellEnd"/>
+      <w:r>
+        <w:t>.</w:t>
       </w:r>
     </w:p>
     <w:p>
@@ -551,36 +867,52 @@
           <w:ilvl w:val="0"/>
           <w:numId w:val="4"/>
         </w:numPr>
-        <w:rPr>
-          <w:lang w:val="en-NL"/>
-        </w:rPr>
-      </w:pPr>
-      <w:r>
-        <w:rPr>
-          <w:lang w:val="en-NL"/>
-        </w:rPr>
+      </w:pPr>
+      <w:r>
         <w:t xml:space="preserve">Druk op </w:t>
       </w:r>
       <w:r>
         <w:rPr>
           <w:b/>
           <w:bCs/>
-          <w:lang w:val="en-NL"/>
         </w:rPr>
         <w:t>1 + 2</w:t>
       </w:r>
       <w:r>
-        <w:rPr>
-          <w:lang w:val="en-NL"/>
-        </w:rPr>
-        <w:t xml:space="preserve"> op de Wiimote</w:t>
-      </w:r>
-      <w:r>
-        <w:rPr>
-          <w:lang w:val="en-NL"/>
-        </w:rPr>
+        <w:t xml:space="preserve"> op de </w:t>
+      </w:r>
+      <w:proofErr w:type="spellStart"/>
+      <w:r>
+        <w:t>Wiimote</w:t>
+      </w:r>
+      <w:proofErr w:type="spellEnd"/>
+      <w:r>
         <w:br/>
-        <w:t>(of gebruik het rode sync-knopje in het batterijvak)</w:t>
+        <w:t xml:space="preserve">(of </w:t>
+      </w:r>
+      <w:proofErr w:type="spellStart"/>
+      <w:r>
+        <w:t>gebruik</w:t>
+      </w:r>
+      <w:proofErr w:type="spellEnd"/>
+      <w:r>
+        <w:t xml:space="preserve"> het rode sync-</w:t>
+      </w:r>
+      <w:proofErr w:type="spellStart"/>
+      <w:r>
+        <w:t>knopje</w:t>
+      </w:r>
+      <w:proofErr w:type="spellEnd"/>
+      <w:r>
+        <w:t xml:space="preserve"> in het </w:t>
+      </w:r>
+      <w:proofErr w:type="spellStart"/>
+      <w:r>
+        <w:t>batterijvak</w:t>
+      </w:r>
+      <w:proofErr w:type="spellEnd"/>
+      <w:r>
+        <w:t>)</w:t>
       </w:r>
     </w:p>
     <w:p>
@@ -589,16 +921,31 @@
           <w:ilvl w:val="0"/>
           <w:numId w:val="4"/>
         </w:numPr>
-        <w:rPr>
-          <w:lang w:val="en-NL"/>
-        </w:rPr>
-      </w:pPr>
-      <w:r>
-        <w:rPr>
-          <w:lang w:val="en-NL"/>
-        </w:rPr>
-        <w:t>Binnen 2–3 seconden ziet Dolphin de Wiimote</w:t>
-      </w:r>
+      </w:pPr>
+      <w:r>
+        <w:t xml:space="preserve">Binnen 2–3 </w:t>
+      </w:r>
+      <w:proofErr w:type="spellStart"/>
+      <w:r>
+        <w:t>seconden</w:t>
+      </w:r>
+      <w:proofErr w:type="spellEnd"/>
+      <w:r>
+        <w:t xml:space="preserve"> </w:t>
+      </w:r>
+      <w:proofErr w:type="spellStart"/>
+      <w:r>
+        <w:t>ziet</w:t>
+      </w:r>
+      <w:proofErr w:type="spellEnd"/>
+      <w:r>
+        <w:t xml:space="preserve"> Dolphin de </w:t>
+      </w:r>
+      <w:proofErr w:type="spellStart"/>
+      <w:r>
+        <w:t>Wiimote</w:t>
+      </w:r>
+      <w:proofErr w:type="spellEnd"/>
     </w:p>
     <w:p>
       <w:pPr>
@@ -606,29 +953,52 @@
           <w:ilvl w:val="0"/>
           <w:numId w:val="4"/>
         </w:numPr>
-        <w:rPr>
-          <w:lang w:val="en-NL"/>
-        </w:rPr>
-      </w:pPr>
-      <w:r>
-        <w:rPr>
-          <w:lang w:val="en-NL"/>
-        </w:rPr>
-        <w:t>Er blijft één lampje branden → verbonden</w:t>
-      </w:r>
-    </w:p>
-    <w:p>
-      <w:pPr>
-        <w:rPr>
-          <w:lang w:val="en-NL"/>
-        </w:rPr>
-      </w:pPr>
-      <w:r>
-        <w:rPr>
-          <w:lang w:val="en-NL"/>
-        </w:rPr>
+      </w:pPr>
+      <w:r>
+        <w:t xml:space="preserve">Er </w:t>
+      </w:r>
+      <w:proofErr w:type="spellStart"/>
+      <w:r>
+        <w:t>blijft</w:t>
+      </w:r>
+      <w:proofErr w:type="spellEnd"/>
+      <w:r>
+        <w:t xml:space="preserve"> </w:t>
+      </w:r>
+      <w:proofErr w:type="spellStart"/>
+      <w:r>
+        <w:t>één</w:t>
+      </w:r>
+      <w:proofErr w:type="spellEnd"/>
+      <w:r>
+        <w:t xml:space="preserve"> </w:t>
+      </w:r>
+      <w:proofErr w:type="spellStart"/>
+      <w:r>
+        <w:t>lampje</w:t>
+      </w:r>
+      <w:proofErr w:type="spellEnd"/>
+      <w:r>
+        <w:t xml:space="preserve"> </w:t>
+      </w:r>
+      <w:proofErr w:type="spellStart"/>
+      <w:r>
+        <w:t>branden</w:t>
+      </w:r>
+      <w:proofErr w:type="spellEnd"/>
+      <w:r>
+        <w:t xml:space="preserve"> → </w:t>
+      </w:r>
+      <w:proofErr w:type="spellStart"/>
+      <w:r>
+        <w:t>verbonden</w:t>
+      </w:r>
+      <w:proofErr w:type="spellEnd"/>
+    </w:p>
+    <w:p>
+      <w:r>
         <w:pict w14:anchorId="36BC6757">
-          <v:rect id="_x0000_i1071" style="width:0;height:1.5pt" o:hralign="center" o:hrstd="t" o:hr="t" fillcolor="#a0a0a0" stroked="f"/>
+          <v:rect id="_x0000_i1029" style="width:0;height:1.5pt" o:hralign="center" o:hrstd="t" o:hr="t" fillcolor="#a0a0a0" stroked="f"/>
         </w:pict>
       </w:r>
     </w:p>
@@ -637,17 +1007,24 @@
         <w:rPr>
           <w:b/>
           <w:bCs/>
-          <w:lang w:val="en-NL"/>
-        </w:rPr>
-      </w:pPr>
-      <w:r>
-        <w:rPr>
-          <w:b/>
-          <w:bCs/>
-          <w:lang w:val="en-NL"/>
-        </w:rPr>
-        <w:t>6. Kies je Wii-spel</w:t>
-      </w:r>
+        </w:rPr>
+      </w:pPr>
+      <w:r>
+        <w:rPr>
+          <w:b/>
+          <w:bCs/>
+        </w:rPr>
+        <w:t>6. Kies je Wii-</w:t>
+      </w:r>
+      <w:proofErr w:type="spellStart"/>
+      <w:r>
+        <w:rPr>
+          <w:b/>
+          <w:bCs/>
+        </w:rPr>
+        <w:t>spel</w:t>
+      </w:r>
+      <w:proofErr w:type="spellEnd"/>
     </w:p>
     <w:p>
       <w:pPr>
@@ -655,15 +1032,25 @@
           <w:ilvl w:val="0"/>
           <w:numId w:val="5"/>
         </w:numPr>
-        <w:rPr>
-          <w:lang w:val="en-NL"/>
-        </w:rPr>
-      </w:pPr>
-      <w:r>
-        <w:rPr>
-          <w:lang w:val="en-NL"/>
-        </w:rPr>
-        <w:t>In Dolphin zie je nu de lijst met games</w:t>
+      </w:pPr>
+      <w:r>
+        <w:t xml:space="preserve">In Dolphin </w:t>
+      </w:r>
+      <w:proofErr w:type="spellStart"/>
+      <w:r>
+        <w:t>zie</w:t>
+      </w:r>
+      <w:proofErr w:type="spellEnd"/>
+      <w:r>
+        <w:t xml:space="preserve"> je nu de </w:t>
+      </w:r>
+      <w:proofErr w:type="spellStart"/>
+      <w:r>
+        <w:t>lijst</w:t>
+      </w:r>
+      <w:proofErr w:type="spellEnd"/>
+      <w:r>
+        <w:t xml:space="preserve"> met games</w:t>
       </w:r>
     </w:p>
     <w:p>
@@ -672,15 +1059,25 @@
           <w:ilvl w:val="0"/>
           <w:numId w:val="5"/>
         </w:numPr>
-        <w:rPr>
-          <w:lang w:val="en-NL"/>
-        </w:rPr>
-      </w:pPr>
-      <w:r>
-        <w:rPr>
-          <w:lang w:val="en-NL"/>
-        </w:rPr>
-        <w:t>Kies een game (bijv. Mario Kart Wii)</w:t>
+      </w:pPr>
+      <w:r>
+        <w:t xml:space="preserve">Kies </w:t>
+      </w:r>
+      <w:proofErr w:type="spellStart"/>
+      <w:r>
+        <w:t>een</w:t>
+      </w:r>
+      <w:proofErr w:type="spellEnd"/>
+      <w:r>
+        <w:t xml:space="preserve"> game (</w:t>
+      </w:r>
+      <w:proofErr w:type="spellStart"/>
+      <w:r>
+        <w:t>bijv</w:t>
+      </w:r>
+      <w:proofErr w:type="spellEnd"/>
+      <w:r>
+        <w:t>. Mario Kart Wii)</w:t>
       </w:r>
     </w:p>
     <w:p>
@@ -689,16 +1086,20 @@
           <w:ilvl w:val="0"/>
           <w:numId w:val="5"/>
         </w:numPr>
-        <w:rPr>
-          <w:lang w:val="en-NL"/>
-        </w:rPr>
-      </w:pPr>
-      <w:r>
-        <w:rPr>
-          <w:lang w:val="en-NL"/>
-        </w:rPr>
-        <w:t>Dubbelklik erop</w:t>
-      </w:r>
+      </w:pPr>
+      <w:proofErr w:type="spellStart"/>
+      <w:r>
+        <w:t>Dubbelklik</w:t>
+      </w:r>
+      <w:proofErr w:type="spellEnd"/>
+      <w:r>
+        <w:t xml:space="preserve"> </w:t>
+      </w:r>
+      <w:proofErr w:type="spellStart"/>
+      <w:r>
+        <w:t>erop</w:t>
+      </w:r>
+      <w:proofErr w:type="spellEnd"/>
     </w:p>
     <w:p>
       <w:pPr>
@@ -706,29 +1107,23 @@
           <w:ilvl w:val="0"/>
           <w:numId w:val="5"/>
         </w:numPr>
-        <w:rPr>
-          <w:lang w:val="en-NL"/>
-        </w:rPr>
-      </w:pPr>
-      <w:r>
-        <w:rPr>
-          <w:lang w:val="en-NL"/>
-        </w:rPr>
-        <w:t>Het spel start!</w:t>
-      </w:r>
-    </w:p>
-    <w:p>
-      <w:pPr>
-        <w:rPr>
-          <w:lang w:val="en-NL"/>
-        </w:rPr>
-      </w:pPr>
-      <w:r>
-        <w:rPr>
-          <w:lang w:val="en-NL"/>
-        </w:rPr>
+      </w:pPr>
+      <w:r>
+        <w:t xml:space="preserve">Het </w:t>
+      </w:r>
+      <w:proofErr w:type="spellStart"/>
+      <w:r>
+        <w:t>spel</w:t>
+      </w:r>
+      <w:proofErr w:type="spellEnd"/>
+      <w:r>
+        <w:t xml:space="preserve"> start!</w:t>
+      </w:r>
+    </w:p>
+    <w:p>
+      <w:r>
         <w:pict w14:anchorId="74D54586">
-          <v:rect id="_x0000_i1072" style="width:0;height:1.5pt" o:hralign="center" o:hrstd="t" o:hr="t" fillcolor="#a0a0a0" stroked="f"/>
+          <v:rect id="_x0000_i1030" style="width:0;height:1.5pt" o:hralign="center" o:hrstd="t" o:hr="t" fillcolor="#a0a0a0" stroked="f"/>
         </w:pict>
       </w:r>
     </w:p>
@@ -737,17 +1132,33 @@
         <w:rPr>
           <w:b/>
           <w:bCs/>
-          <w:lang w:val="en-NL"/>
-        </w:rPr>
-      </w:pPr>
-      <w:r>
-        <w:rPr>
-          <w:b/>
-          <w:bCs/>
-          <w:lang w:val="en-NL"/>
-        </w:rPr>
-        <w:t>Tijdens het spelen</w:t>
-      </w:r>
+        </w:rPr>
+      </w:pPr>
+      <w:proofErr w:type="spellStart"/>
+      <w:r>
+        <w:rPr>
+          <w:b/>
+          <w:bCs/>
+        </w:rPr>
+        <w:t>Tijdens</w:t>
+      </w:r>
+      <w:proofErr w:type="spellEnd"/>
+      <w:r>
+        <w:rPr>
+          <w:b/>
+          <w:bCs/>
+        </w:rPr>
+        <w:t xml:space="preserve"> het </w:t>
+      </w:r>
+      <w:proofErr w:type="spellStart"/>
+      <w:r>
+        <w:rPr>
+          <w:b/>
+          <w:bCs/>
+        </w:rPr>
+        <w:t>spelen</w:t>
+      </w:r>
+      <w:proofErr w:type="spellEnd"/>
     </w:p>
     <w:p>
       <w:pPr>
@@ -755,30 +1166,41 @@
           <w:ilvl w:val="0"/>
           <w:numId w:val="6"/>
         </w:numPr>
-        <w:rPr>
-          <w:lang w:val="en-NL"/>
-        </w:rPr>
-      </w:pPr>
-      <w:r>
-        <w:rPr>
-          <w:lang w:val="en-NL"/>
-        </w:rPr>
+      </w:pPr>
+      <w:r>
         <w:t xml:space="preserve">Druk op </w:t>
       </w:r>
       <w:r>
         <w:rPr>
           <w:b/>
           <w:bCs/>
-          <w:lang w:val="en-NL"/>
         </w:rPr>
         <w:t>Esc</w:t>
       </w:r>
       <w:r>
-        <w:rPr>
-          <w:lang w:val="en-NL"/>
-        </w:rPr>
-        <w:t xml:space="preserve"> om het spel te pauzeren</w:t>
-      </w:r>
+        <w:t xml:space="preserve"> om het </w:t>
+      </w:r>
+      <w:proofErr w:type="spellStart"/>
+      <w:r>
+        <w:t>spel</w:t>
+      </w:r>
+      <w:proofErr w:type="spellEnd"/>
+      <w:r>
+        <w:t xml:space="preserve"> </w:t>
+      </w:r>
+      <w:proofErr w:type="spellStart"/>
+      <w:r>
+        <w:t>te</w:t>
+      </w:r>
+      <w:proofErr w:type="spellEnd"/>
+      <w:r>
+        <w:t xml:space="preserve"> </w:t>
+      </w:r>
+      <w:proofErr w:type="spellStart"/>
+      <w:r>
+        <w:t>pauzeren</w:t>
+      </w:r>
+      <w:proofErr w:type="spellEnd"/>
     </w:p>
     <w:p>
       <w:pPr>
@@ -786,16 +1208,39 @@
           <w:ilvl w:val="0"/>
           <w:numId w:val="6"/>
         </w:numPr>
-        <w:rPr>
-          <w:lang w:val="en-NL"/>
-        </w:rPr>
-      </w:pPr>
-      <w:r>
-        <w:rPr>
-          <w:lang w:val="en-NL"/>
-        </w:rPr>
-        <w:t>Je kunt daarna sluiten of hervatten</w:t>
-      </w:r>
+      </w:pPr>
+      <w:r>
+        <w:t xml:space="preserve">Je </w:t>
+      </w:r>
+      <w:proofErr w:type="spellStart"/>
+      <w:r>
+        <w:t>kunt</w:t>
+      </w:r>
+      <w:proofErr w:type="spellEnd"/>
+      <w:r>
+        <w:t xml:space="preserve"> </w:t>
+      </w:r>
+      <w:proofErr w:type="spellStart"/>
+      <w:r>
+        <w:t>daarna</w:t>
+      </w:r>
+      <w:proofErr w:type="spellEnd"/>
+      <w:r>
+        <w:t xml:space="preserve"> </w:t>
+      </w:r>
+      <w:proofErr w:type="spellStart"/>
+      <w:r>
+        <w:t>sluiten</w:t>
+      </w:r>
+      <w:proofErr w:type="spellEnd"/>
+      <w:r>
+        <w:t xml:space="preserve"> of </w:t>
+      </w:r>
+      <w:proofErr w:type="spellStart"/>
+      <w:r>
+        <w:t>hervatten</w:t>
+      </w:r>
+      <w:proofErr w:type="spellEnd"/>
     </w:p>
     <w:p>
       <w:pPr>
@@ -803,29 +1248,47 @@
           <w:ilvl w:val="0"/>
           <w:numId w:val="6"/>
         </w:numPr>
-        <w:rPr>
-          <w:lang w:val="en-NL"/>
-        </w:rPr>
-      </w:pPr>
-      <w:r>
-        <w:rPr>
-          <w:lang w:val="en-NL"/>
-        </w:rPr>
-        <w:t>Je Wiimote blijft gekoppeld zolang Dolphin open is</w:t>
-      </w:r>
-    </w:p>
-    <w:p>
-      <w:pPr>
-        <w:rPr>
-          <w:lang w:val="en-NL"/>
-        </w:rPr>
-      </w:pPr>
-      <w:r>
-        <w:rPr>
-          <w:lang w:val="en-NL"/>
-        </w:rPr>
+      </w:pPr>
+      <w:r>
+        <w:t xml:space="preserve">Je </w:t>
+      </w:r>
+      <w:proofErr w:type="spellStart"/>
+      <w:r>
+        <w:t>Wiimote</w:t>
+      </w:r>
+      <w:proofErr w:type="spellEnd"/>
+      <w:r>
+        <w:t xml:space="preserve"> </w:t>
+      </w:r>
+      <w:proofErr w:type="spellStart"/>
+      <w:r>
+        <w:t>blijft</w:t>
+      </w:r>
+      <w:proofErr w:type="spellEnd"/>
+      <w:r>
+        <w:t xml:space="preserve"> </w:t>
+      </w:r>
+      <w:proofErr w:type="spellStart"/>
+      <w:r>
+        <w:t>gekoppeld</w:t>
+      </w:r>
+      <w:proofErr w:type="spellEnd"/>
+      <w:r>
+        <w:t xml:space="preserve"> </w:t>
+      </w:r>
+      <w:proofErr w:type="spellStart"/>
+      <w:r>
+        <w:t>zolang</w:t>
+      </w:r>
+      <w:proofErr w:type="spellEnd"/>
+      <w:r>
+        <w:t xml:space="preserve"> Dolphin open is</w:t>
+      </w:r>
+    </w:p>
+    <w:p>
+      <w:r>
         <w:pict w14:anchorId="34D92C7A">
-          <v:rect id="_x0000_i1073" style="width:0;height:1.5pt" o:hralign="center" o:hrstd="t" o:hr="t" fillcolor="#a0a0a0" stroked="f"/>
+          <v:rect id="_x0000_i1031" style="width:0;height:1.5pt" o:hralign="center" o:hrstd="t" o:hr="t" fillcolor="#a0a0a0" stroked="f"/>
         </w:pict>
       </w:r>
     </w:p>
@@ -834,17 +1297,40 @@
         <w:rPr>
           <w:b/>
           <w:bCs/>
-          <w:lang w:val="en-NL"/>
-        </w:rPr>
-      </w:pPr>
-      <w:r>
-        <w:rPr>
-          <w:b/>
-          <w:bCs/>
-          <w:lang w:val="en-NL"/>
-        </w:rPr>
-        <w:t>Heel de flow in één blik</w:t>
-      </w:r>
+        </w:rPr>
+      </w:pPr>
+      <w:r>
+        <w:rPr>
+          <w:b/>
+          <w:bCs/>
+        </w:rPr>
+        <w:t xml:space="preserve">Heel de flow in </w:t>
+      </w:r>
+      <w:proofErr w:type="spellStart"/>
+      <w:r>
+        <w:rPr>
+          <w:b/>
+          <w:bCs/>
+        </w:rPr>
+        <w:t>één</w:t>
+      </w:r>
+      <w:proofErr w:type="spellEnd"/>
+      <w:r>
+        <w:rPr>
+          <w:b/>
+          <w:bCs/>
+        </w:rPr>
+        <w:t xml:space="preserve"> </w:t>
+      </w:r>
+      <w:proofErr w:type="spellStart"/>
+      <w:r>
+        <w:rPr>
+          <w:b/>
+          <w:bCs/>
+        </w:rPr>
+        <w:t>blik</w:t>
+      </w:r>
+      <w:proofErr w:type="spellEnd"/>
     </w:p>
     <w:p>
       <w:pPr>
@@ -852,16 +1338,15 @@
           <w:ilvl w:val="0"/>
           <w:numId w:val="7"/>
         </w:numPr>
-        <w:rPr>
-          <w:lang w:val="en-NL"/>
-        </w:rPr>
-      </w:pPr>
-      <w:r>
-        <w:rPr>
-          <w:lang w:val="en-NL"/>
-        </w:rPr>
-        <w:t>Pi aanzetten</w:t>
-      </w:r>
+      </w:pPr>
+      <w:r>
+        <w:t xml:space="preserve">Pi </w:t>
+      </w:r>
+      <w:proofErr w:type="spellStart"/>
+      <w:r>
+        <w:t>aanzetten</w:t>
+      </w:r>
+      <w:proofErr w:type="spellEnd"/>
     </w:p>
     <w:p>
       <w:pPr>
@@ -869,16 +1354,15 @@
           <w:ilvl w:val="0"/>
           <w:numId w:val="7"/>
         </w:numPr>
-        <w:rPr>
-          <w:lang w:val="en-NL"/>
-        </w:rPr>
-      </w:pPr>
-      <w:r>
-        <w:rPr>
-          <w:lang w:val="en-NL"/>
-        </w:rPr>
-        <w:t>Dolphin openen</w:t>
-      </w:r>
+      </w:pPr>
+      <w:r>
+        <w:t xml:space="preserve">Dolphin </w:t>
+      </w:r>
+      <w:proofErr w:type="spellStart"/>
+      <w:r>
+        <w:t>openen</w:t>
+      </w:r>
+      <w:proofErr w:type="spellEnd"/>
     </w:p>
     <w:p>
       <w:pPr>
@@ -886,15 +1370,22 @@
           <w:ilvl w:val="0"/>
           <w:numId w:val="7"/>
         </w:numPr>
-        <w:rPr>
-          <w:lang w:val="en-NL"/>
-        </w:rPr>
-      </w:pPr>
-      <w:r>
-        <w:rPr>
-          <w:lang w:val="en-NL"/>
-        </w:rPr>
-        <w:t>Wiimote koppelen (1 + 2)</w:t>
+      </w:pPr>
+      <w:proofErr w:type="spellStart"/>
+      <w:r>
+        <w:t>Wiimote</w:t>
+      </w:r>
+      <w:proofErr w:type="spellEnd"/>
+      <w:r>
+        <w:t xml:space="preserve"> </w:t>
+      </w:r>
+      <w:proofErr w:type="spellStart"/>
+      <w:r>
+        <w:t>koppelen</w:t>
+      </w:r>
+      <w:proofErr w:type="spellEnd"/>
+      <w:r>
+        <w:t xml:space="preserve"> (1 + 2)</w:t>
       </w:r>
     </w:p>
     <w:p>
@@ -903,16 +1394,23 @@
           <w:ilvl w:val="0"/>
           <w:numId w:val="7"/>
         </w:numPr>
-        <w:rPr>
-          <w:lang w:val="en-NL"/>
-        </w:rPr>
-      </w:pPr>
-      <w:r>
-        <w:rPr>
-          <w:lang w:val="en-NL"/>
-        </w:rPr>
-        <w:t>Wii-spel selecteren</w:t>
-      </w:r>
+      </w:pPr>
+      <w:r>
+        <w:t>Wii-</w:t>
+      </w:r>
+      <w:proofErr w:type="spellStart"/>
+      <w:r>
+        <w:t>spel</w:t>
+      </w:r>
+      <w:proofErr w:type="spellEnd"/>
+      <w:r>
+        <w:t xml:space="preserve"> </w:t>
+      </w:r>
+      <w:proofErr w:type="spellStart"/>
+      <w:r>
+        <w:t>selecteren</w:t>
+      </w:r>
+      <w:proofErr w:type="spellEnd"/>
     </w:p>
     <w:p>
       <w:pPr>
@@ -920,17 +1418,2513 @@
           <w:ilvl w:val="0"/>
           <w:numId w:val="7"/>
         </w:numPr>
-        <w:rPr>
-          <w:lang w:val="en-NL"/>
-        </w:rPr>
-      </w:pPr>
-      <w:r>
-        <w:rPr>
-          <w:lang w:val="en-NL"/>
-        </w:rPr>
-        <w:t>Dubbelklikken → spelen</w:t>
-      </w:r>
-    </w:p>
+      </w:pPr>
+      <w:proofErr w:type="spellStart"/>
+      <w:r>
+        <w:t>Dubbelklikken</w:t>
+      </w:r>
+      <w:proofErr w:type="spellEnd"/>
+      <w:r>
+        <w:t xml:space="preserve"> → </w:t>
+      </w:r>
+      <w:proofErr w:type="spellStart"/>
+      <w:r>
+        <w:t>spelen</w:t>
+      </w:r>
+      <w:proofErr w:type="spellEnd"/>
+    </w:p>
+    <w:p/>
+    <w:p/>
+    <w:p/>
+    <w:p/>
+    <w:p/>
+    <w:p>
+      <w:pPr>
+        <w:rPr>
+          <w:b/>
+          <w:bCs/>
+        </w:rPr>
+      </w:pPr>
+    </w:p>
+    <w:p>
+      <w:pPr>
+        <w:rPr>
+          <w:b/>
+          <w:bCs/>
+        </w:rPr>
+      </w:pPr>
+    </w:p>
+    <w:p>
+      <w:pPr>
+        <w:rPr>
+          <w:b/>
+          <w:bCs/>
+        </w:rPr>
+      </w:pPr>
+    </w:p>
+    <w:p>
+      <w:r>
+        <w:rPr>
+          <w:b/>
+          <w:bCs/>
+        </w:rPr>
+        <w:lastRenderedPageBreak/>
+        <w:t>Wii-</w:t>
+      </w:r>
+      <w:proofErr w:type="spellStart"/>
+      <w:r>
+        <w:rPr>
+          <w:b/>
+          <w:bCs/>
+        </w:rPr>
+        <w:t>spel</w:t>
+      </w:r>
+      <w:proofErr w:type="spellEnd"/>
+      <w:r>
+        <w:rPr>
+          <w:b/>
+          <w:bCs/>
+        </w:rPr>
+        <w:t xml:space="preserve"> </w:t>
+      </w:r>
+      <w:proofErr w:type="spellStart"/>
+      <w:r>
+        <w:rPr>
+          <w:b/>
+          <w:bCs/>
+        </w:rPr>
+        <w:t>starten</w:t>
+      </w:r>
+      <w:proofErr w:type="spellEnd"/>
+      <w:r>
+        <w:rPr>
+          <w:b/>
+          <w:bCs/>
+        </w:rPr>
+        <w:t xml:space="preserve"> op </w:t>
+      </w:r>
+      <w:proofErr w:type="spellStart"/>
+      <w:r>
+        <w:rPr>
+          <w:b/>
+          <w:bCs/>
+        </w:rPr>
+        <w:t>een</w:t>
+      </w:r>
+      <w:proofErr w:type="spellEnd"/>
+      <w:r>
+        <w:rPr>
+          <w:b/>
+          <w:bCs/>
+        </w:rPr>
+        <w:t xml:space="preserve"> HP Z2 Mini</w:t>
+      </w:r>
+    </w:p>
+    <w:p>
+      <w:r>
+        <w:rPr>
+          <w:i/>
+          <w:iCs/>
+        </w:rPr>
+        <w:t>Met Dolphin Emulator op Ubuntu/Linux</w:t>
+      </w:r>
+    </w:p>
+    <w:p>
+      <w:pPr>
+        <w:rPr>
+          <w:b/>
+          <w:bCs/>
+        </w:rPr>
+      </w:pPr>
+      <w:r>
+        <w:rPr>
+          <w:b/>
+          <w:bCs/>
+        </w:rPr>
+        <w:t xml:space="preserve">Stap 1 — Zet de Z2 Mini </w:t>
+      </w:r>
+      <w:proofErr w:type="spellStart"/>
+      <w:r>
+        <w:rPr>
+          <w:b/>
+          <w:bCs/>
+        </w:rPr>
+        <w:t>aan</w:t>
+      </w:r>
+      <w:proofErr w:type="spellEnd"/>
+    </w:p>
+    <w:p>
+      <w:pPr>
+        <w:numPr>
+          <w:ilvl w:val="0"/>
+          <w:numId w:val="8"/>
+        </w:numPr>
+      </w:pPr>
+      <w:r>
+        <w:t xml:space="preserve">Druk op de </w:t>
+      </w:r>
+      <w:proofErr w:type="spellStart"/>
+      <w:r>
+        <w:t>aan</w:t>
+      </w:r>
+      <w:proofErr w:type="spellEnd"/>
+      <w:r>
+        <w:t>/</w:t>
+      </w:r>
+      <w:proofErr w:type="spellStart"/>
+      <w:r>
+        <w:t>uit</w:t>
+      </w:r>
+      <w:proofErr w:type="spellEnd"/>
+      <w:r>
+        <w:t xml:space="preserve">-knop </w:t>
+      </w:r>
+      <w:proofErr w:type="spellStart"/>
+      <w:r>
+        <w:t>aan</w:t>
+      </w:r>
+      <w:proofErr w:type="spellEnd"/>
+      <w:r>
+        <w:t xml:space="preserve"> de </w:t>
+      </w:r>
+      <w:proofErr w:type="spellStart"/>
+      <w:r>
+        <w:t>voorzijde</w:t>
+      </w:r>
+      <w:proofErr w:type="spellEnd"/>
+      <w:r>
+        <w:t xml:space="preserve"> van de Z2 Mini</w:t>
+      </w:r>
+    </w:p>
+    <w:p>
+      <w:pPr>
+        <w:numPr>
+          <w:ilvl w:val="0"/>
+          <w:numId w:val="8"/>
+        </w:numPr>
+      </w:pPr>
+      <w:r>
+        <w:t xml:space="preserve">Wacht tot Ubuntu/Linux </w:t>
+      </w:r>
+      <w:proofErr w:type="spellStart"/>
+      <w:r>
+        <w:t>volledig</w:t>
+      </w:r>
+      <w:proofErr w:type="spellEnd"/>
+      <w:r>
+        <w:t xml:space="preserve"> is </w:t>
+      </w:r>
+      <w:proofErr w:type="spellStart"/>
+      <w:r>
+        <w:t>opgestart</w:t>
+      </w:r>
+      <w:proofErr w:type="spellEnd"/>
+      <w:r>
+        <w:t xml:space="preserve"> </w:t>
+      </w:r>
+      <w:proofErr w:type="spellStart"/>
+      <w:r>
+        <w:t>en</w:t>
+      </w:r>
+      <w:proofErr w:type="spellEnd"/>
+      <w:r>
+        <w:t xml:space="preserve"> je op het </w:t>
+      </w:r>
+      <w:proofErr w:type="spellStart"/>
+      <w:r>
+        <w:t>bureaublad</w:t>
+      </w:r>
+      <w:proofErr w:type="spellEnd"/>
+      <w:r>
+        <w:t xml:space="preserve"> zit</w:t>
+      </w:r>
+    </w:p>
+    <w:p>
+      <w:pPr>
+        <w:numPr>
+          <w:ilvl w:val="0"/>
+          <w:numId w:val="8"/>
+        </w:numPr>
+      </w:pPr>
+      <w:r>
+        <w:t xml:space="preserve">Sluit je monitor, </w:t>
+      </w:r>
+      <w:proofErr w:type="spellStart"/>
+      <w:r>
+        <w:t>toetsenbord</w:t>
+      </w:r>
+      <w:proofErr w:type="spellEnd"/>
+      <w:r>
+        <w:t xml:space="preserve"> </w:t>
+      </w:r>
+      <w:proofErr w:type="spellStart"/>
+      <w:r>
+        <w:t>en</w:t>
+      </w:r>
+      <w:proofErr w:type="spellEnd"/>
+      <w:r>
+        <w:t xml:space="preserve"> </w:t>
+      </w:r>
+      <w:proofErr w:type="spellStart"/>
+      <w:r>
+        <w:t>muis</w:t>
+      </w:r>
+      <w:proofErr w:type="spellEnd"/>
+      <w:r>
+        <w:t xml:space="preserve"> </w:t>
+      </w:r>
+      <w:proofErr w:type="spellStart"/>
+      <w:r>
+        <w:t>aan</w:t>
+      </w:r>
+      <w:proofErr w:type="spellEnd"/>
+      <w:r>
+        <w:t xml:space="preserve"> </w:t>
+      </w:r>
+      <w:proofErr w:type="spellStart"/>
+      <w:r>
+        <w:t>als</w:t>
+      </w:r>
+      <w:proofErr w:type="spellEnd"/>
+      <w:r>
+        <w:t xml:space="preserve"> </w:t>
+      </w:r>
+      <w:proofErr w:type="spellStart"/>
+      <w:r>
+        <w:t>dat</w:t>
+      </w:r>
+      <w:proofErr w:type="spellEnd"/>
+      <w:r>
+        <w:t xml:space="preserve"> </w:t>
+      </w:r>
+      <w:proofErr w:type="spellStart"/>
+      <w:r>
+        <w:t>nog</w:t>
+      </w:r>
+      <w:proofErr w:type="spellEnd"/>
+      <w:r>
+        <w:t xml:space="preserve"> </w:t>
+      </w:r>
+      <w:proofErr w:type="spellStart"/>
+      <w:r>
+        <w:t>niet</w:t>
+      </w:r>
+      <w:proofErr w:type="spellEnd"/>
+      <w:r>
+        <w:t xml:space="preserve"> </w:t>
+      </w:r>
+      <w:proofErr w:type="spellStart"/>
+      <w:r>
+        <w:t>gedaan</w:t>
+      </w:r>
+      <w:proofErr w:type="spellEnd"/>
+      <w:r>
+        <w:t xml:space="preserve"> is</w:t>
+      </w:r>
+    </w:p>
+    <w:p/>
+    <w:p>
+      <w:pPr>
+        <w:rPr>
+          <w:b/>
+          <w:bCs/>
+        </w:rPr>
+      </w:pPr>
+      <w:r>
+        <w:rPr>
+          <w:b/>
+          <w:bCs/>
+        </w:rPr>
+        <w:t>Stap 2 — Start Dolphin Emulator</w:t>
+      </w:r>
+    </w:p>
+    <w:p>
+      <w:r>
+        <w:t xml:space="preserve">Ga </w:t>
+      </w:r>
+      <w:proofErr w:type="spellStart"/>
+      <w:r>
+        <w:t>naar</w:t>
+      </w:r>
+      <w:proofErr w:type="spellEnd"/>
+      <w:r>
+        <w:t>:</w:t>
+      </w:r>
+    </w:p>
+    <w:p>
+      <w:r>
+        <w:rPr>
+          <w:b/>
+          <w:bCs/>
+        </w:rPr>
+        <w:t>Menu → Games → Dolphin Emulator</w:t>
+      </w:r>
+    </w:p>
+    <w:p>
+      <w:r>
+        <w:t xml:space="preserve">(of </w:t>
+      </w:r>
+      <w:proofErr w:type="spellStart"/>
+      <w:r>
+        <w:t>zoek</w:t>
+      </w:r>
+      <w:proofErr w:type="spellEnd"/>
+      <w:r>
+        <w:t xml:space="preserve"> op "Dolphin" in de </w:t>
+      </w:r>
+      <w:proofErr w:type="spellStart"/>
+      <w:r>
+        <w:t>zoekbalk</w:t>
+      </w:r>
+      <w:proofErr w:type="spellEnd"/>
+      <w:r>
+        <w:t xml:space="preserve"> </w:t>
+      </w:r>
+      <w:proofErr w:type="spellStart"/>
+      <w:r>
+        <w:t>linksboven</w:t>
+      </w:r>
+      <w:proofErr w:type="spellEnd"/>
+      <w:r>
+        <w:t>)</w:t>
+      </w:r>
+    </w:p>
+    <w:p>
+      <w:r>
+        <w:t xml:space="preserve">Dolphin </w:t>
+      </w:r>
+      <w:proofErr w:type="spellStart"/>
+      <w:r>
+        <w:t>opent</w:t>
+      </w:r>
+      <w:proofErr w:type="spellEnd"/>
+      <w:r>
+        <w:t xml:space="preserve"> nu het </w:t>
+      </w:r>
+      <w:proofErr w:type="spellStart"/>
+      <w:r>
+        <w:t>hoofdscherm</w:t>
+      </w:r>
+      <w:proofErr w:type="spellEnd"/>
+      <w:r>
+        <w:t>.</w:t>
+      </w:r>
+    </w:p>
+    <w:p/>
+    <w:p>
+      <w:pPr>
+        <w:rPr>
+          <w:b/>
+          <w:bCs/>
+        </w:rPr>
+      </w:pPr>
+      <w:r>
+        <w:rPr>
+          <w:b/>
+          <w:bCs/>
+        </w:rPr>
+        <w:t xml:space="preserve">Stap 3 — </w:t>
+      </w:r>
+      <w:proofErr w:type="spellStart"/>
+      <w:r>
+        <w:rPr>
+          <w:b/>
+          <w:bCs/>
+        </w:rPr>
+        <w:t>Controleer</w:t>
+      </w:r>
+      <w:proofErr w:type="spellEnd"/>
+      <w:r>
+        <w:rPr>
+          <w:b/>
+          <w:bCs/>
+        </w:rPr>
+        <w:t xml:space="preserve"> of Dolphin je </w:t>
+      </w:r>
+      <w:proofErr w:type="spellStart"/>
+      <w:r>
+        <w:rPr>
+          <w:b/>
+          <w:bCs/>
+        </w:rPr>
+        <w:t>gamefolder</w:t>
+      </w:r>
+      <w:proofErr w:type="spellEnd"/>
+      <w:r>
+        <w:rPr>
+          <w:b/>
+          <w:bCs/>
+        </w:rPr>
+        <w:t xml:space="preserve"> </w:t>
+      </w:r>
+      <w:proofErr w:type="spellStart"/>
+      <w:r>
+        <w:rPr>
+          <w:b/>
+          <w:bCs/>
+        </w:rPr>
+        <w:t>kent</w:t>
+      </w:r>
+      <w:proofErr w:type="spellEnd"/>
+    </w:p>
+    <w:p>
+      <w:r>
+        <w:rPr>
+          <w:rFonts w:ascii="Segoe UI Emoji" w:hAnsi="Segoe UI Emoji" w:cs="Segoe UI Emoji"/>
+          <w:i/>
+          <w:iCs/>
+        </w:rPr>
+        <w:t>💡</w:t>
+      </w:r>
+      <w:r>
+        <w:rPr>
+          <w:i/>
+          <w:iCs/>
+        </w:rPr>
+        <w:t xml:space="preserve"> </w:t>
+      </w:r>
+      <w:proofErr w:type="spellStart"/>
+      <w:r>
+        <w:rPr>
+          <w:i/>
+          <w:iCs/>
+        </w:rPr>
+        <w:t>Eenmalig</w:t>
+      </w:r>
+      <w:proofErr w:type="spellEnd"/>
+      <w:r>
+        <w:rPr>
+          <w:i/>
+          <w:iCs/>
+        </w:rPr>
+        <w:t xml:space="preserve"> </w:t>
+      </w:r>
+      <w:proofErr w:type="spellStart"/>
+      <w:r>
+        <w:rPr>
+          <w:i/>
+          <w:iCs/>
+        </w:rPr>
+        <w:t>instellen</w:t>
+      </w:r>
+      <w:proofErr w:type="spellEnd"/>
+      <w:r>
+        <w:rPr>
+          <w:i/>
+          <w:iCs/>
+        </w:rPr>
+        <w:t xml:space="preserve"> — </w:t>
+      </w:r>
+      <w:proofErr w:type="spellStart"/>
+      <w:r>
+        <w:rPr>
+          <w:i/>
+          <w:iCs/>
+        </w:rPr>
+        <w:t>daarna</w:t>
+      </w:r>
+      <w:proofErr w:type="spellEnd"/>
+      <w:r>
+        <w:rPr>
+          <w:i/>
+          <w:iCs/>
+        </w:rPr>
+        <w:t xml:space="preserve"> nooit </w:t>
+      </w:r>
+      <w:proofErr w:type="spellStart"/>
+      <w:r>
+        <w:rPr>
+          <w:i/>
+          <w:iCs/>
+        </w:rPr>
+        <w:t>meer</w:t>
+      </w:r>
+      <w:proofErr w:type="spellEnd"/>
+      <w:r>
+        <w:rPr>
+          <w:i/>
+          <w:iCs/>
+        </w:rPr>
+        <w:t xml:space="preserve"> </w:t>
+      </w:r>
+      <w:proofErr w:type="spellStart"/>
+      <w:r>
+        <w:rPr>
+          <w:i/>
+          <w:iCs/>
+        </w:rPr>
+        <w:t>nodig</w:t>
+      </w:r>
+      <w:proofErr w:type="spellEnd"/>
+      <w:r>
+        <w:rPr>
+          <w:i/>
+          <w:iCs/>
+        </w:rPr>
+        <w:t>.</w:t>
+      </w:r>
+    </w:p>
+    <w:p/>
+    <w:p>
+      <w:pPr>
+        <w:numPr>
+          <w:ilvl w:val="0"/>
+          <w:numId w:val="9"/>
+        </w:numPr>
+      </w:pPr>
+      <w:proofErr w:type="spellStart"/>
+      <w:r>
+        <w:t>Klik</w:t>
+      </w:r>
+      <w:proofErr w:type="spellEnd"/>
+      <w:r>
+        <w:t xml:space="preserve"> op </w:t>
+      </w:r>
+    </w:p>
+    <w:p>
+      <w:pPr>
+        <w:numPr>
+          <w:ilvl w:val="0"/>
+          <w:numId w:val="9"/>
+        </w:numPr>
+      </w:pPr>
+      <w:r>
+        <w:t xml:space="preserve">Ga </w:t>
+      </w:r>
+      <w:proofErr w:type="spellStart"/>
+      <w:r>
+        <w:t>naar</w:t>
+      </w:r>
+      <w:proofErr w:type="spellEnd"/>
+      <w:r>
+        <w:t xml:space="preserve"> de tab </w:t>
+      </w:r>
+    </w:p>
+    <w:p>
+      <w:pPr>
+        <w:numPr>
+          <w:ilvl w:val="0"/>
+          <w:numId w:val="9"/>
+        </w:numPr>
+      </w:pPr>
+      <w:proofErr w:type="spellStart"/>
+      <w:r>
+        <w:t>Klik</w:t>
+      </w:r>
+      <w:proofErr w:type="spellEnd"/>
+      <w:r>
+        <w:t xml:space="preserve"> </w:t>
+      </w:r>
+    </w:p>
+    <w:p>
+      <w:pPr>
+        <w:numPr>
+          <w:ilvl w:val="0"/>
+          <w:numId w:val="9"/>
+        </w:numPr>
+      </w:pPr>
+      <w:r>
+        <w:rPr>
+          <w:b/>
+          <w:bCs/>
+        </w:rPr>
+        <w:t xml:space="preserve">Add — </w:t>
+      </w:r>
+      <w:proofErr w:type="spellStart"/>
+      <w:r>
+        <w:t>Selecteer</w:t>
+      </w:r>
+      <w:proofErr w:type="spellEnd"/>
+      <w:r>
+        <w:t xml:space="preserve"> de map </w:t>
+      </w:r>
+      <w:proofErr w:type="spellStart"/>
+      <w:r>
+        <w:t>waar</w:t>
+      </w:r>
+      <w:proofErr w:type="spellEnd"/>
+      <w:r>
+        <w:t xml:space="preserve"> </w:t>
+      </w:r>
+      <w:proofErr w:type="spellStart"/>
+      <w:r>
+        <w:t>jouw</w:t>
+      </w:r>
+      <w:proofErr w:type="spellEnd"/>
+      <w:r>
+        <w:t xml:space="preserve"> Wii-games </w:t>
+      </w:r>
+      <w:proofErr w:type="spellStart"/>
+      <w:r>
+        <w:t>staan</w:t>
+      </w:r>
+      <w:proofErr w:type="spellEnd"/>
+    </w:p>
+    <w:p>
+      <w:proofErr w:type="spellStart"/>
+      <w:r>
+        <w:t>Voorbeelden</w:t>
+      </w:r>
+      <w:proofErr w:type="spellEnd"/>
+      <w:r>
+        <w:t>:</w:t>
+      </w:r>
+    </w:p>
+    <w:p>
+      <w:pPr>
+        <w:numPr>
+          <w:ilvl w:val="0"/>
+          <w:numId w:val="8"/>
+        </w:numPr>
+      </w:pPr>
+      <w:r>
+        <w:t>~/Games/Wii</w:t>
+      </w:r>
+    </w:p>
+    <w:p>
+      <w:pPr>
+        <w:numPr>
+          <w:ilvl w:val="0"/>
+          <w:numId w:val="8"/>
+        </w:numPr>
+      </w:pPr>
+      <w:r>
+        <w:t xml:space="preserve">Een USB-stick map, </w:t>
+      </w:r>
+      <w:proofErr w:type="spellStart"/>
+      <w:r>
+        <w:t>bijv</w:t>
+      </w:r>
+      <w:proofErr w:type="spellEnd"/>
+      <w:r>
+        <w:t>. /media/</w:t>
+      </w:r>
+      <w:proofErr w:type="spellStart"/>
+      <w:r>
+        <w:t>usb</w:t>
+      </w:r>
+      <w:proofErr w:type="spellEnd"/>
+      <w:r>
+        <w:t>/Wii</w:t>
+      </w:r>
+    </w:p>
+    <w:p>
+      <w:pPr>
+        <w:numPr>
+          <w:ilvl w:val="0"/>
+          <w:numId w:val="9"/>
+        </w:numPr>
+      </w:pPr>
+      <w:r>
+        <w:t xml:space="preserve">Dolphin </w:t>
+      </w:r>
+      <w:proofErr w:type="spellStart"/>
+      <w:r>
+        <w:t>voegt</w:t>
+      </w:r>
+      <w:proofErr w:type="spellEnd"/>
+      <w:r>
+        <w:t xml:space="preserve"> de </w:t>
+      </w:r>
+      <w:proofErr w:type="spellStart"/>
+      <w:r>
+        <w:t>spellen</w:t>
+      </w:r>
+      <w:proofErr w:type="spellEnd"/>
+      <w:r>
+        <w:t xml:space="preserve"> nu </w:t>
+      </w:r>
+      <w:proofErr w:type="spellStart"/>
+      <w:r>
+        <w:t>automatisch</w:t>
+      </w:r>
+      <w:proofErr w:type="spellEnd"/>
+      <w:r>
+        <w:t xml:space="preserve"> toe </w:t>
+      </w:r>
+      <w:proofErr w:type="spellStart"/>
+      <w:r>
+        <w:t>aan</w:t>
+      </w:r>
+      <w:proofErr w:type="spellEnd"/>
+      <w:r>
+        <w:t xml:space="preserve"> de </w:t>
+      </w:r>
+      <w:proofErr w:type="spellStart"/>
+      <w:r>
+        <w:t>lijst</w:t>
+      </w:r>
+      <w:proofErr w:type="spellEnd"/>
+    </w:p>
+    <w:p/>
+    <w:p>
+      <w:pPr>
+        <w:rPr>
+          <w:b/>
+          <w:bCs/>
+        </w:rPr>
+      </w:pPr>
+      <w:r>
+        <w:rPr>
+          <w:b/>
+          <w:bCs/>
+        </w:rPr>
+        <w:t xml:space="preserve">Stap 4 — Controller </w:t>
+      </w:r>
+      <w:proofErr w:type="spellStart"/>
+      <w:r>
+        <w:rPr>
+          <w:b/>
+          <w:bCs/>
+        </w:rPr>
+        <w:t>instellen</w:t>
+      </w:r>
+      <w:proofErr w:type="spellEnd"/>
+    </w:p>
+    <w:p>
+      <w:r>
+        <w:rPr>
+          <w:rFonts w:ascii="Segoe UI Emoji" w:hAnsi="Segoe UI Emoji" w:cs="Segoe UI Emoji"/>
+          <w:i/>
+          <w:iCs/>
+        </w:rPr>
+        <w:t>💡</w:t>
+      </w:r>
+      <w:r>
+        <w:rPr>
+          <w:i/>
+          <w:iCs/>
+        </w:rPr>
+        <w:t xml:space="preserve"> </w:t>
+      </w:r>
+      <w:proofErr w:type="spellStart"/>
+      <w:r>
+        <w:rPr>
+          <w:i/>
+          <w:iCs/>
+        </w:rPr>
+        <w:t>Eenmalig</w:t>
+      </w:r>
+      <w:proofErr w:type="spellEnd"/>
+      <w:r>
+        <w:rPr>
+          <w:i/>
+          <w:iCs/>
+        </w:rPr>
+        <w:t xml:space="preserve"> </w:t>
+      </w:r>
+      <w:proofErr w:type="spellStart"/>
+      <w:r>
+        <w:rPr>
+          <w:i/>
+          <w:iCs/>
+        </w:rPr>
+        <w:t>instellen</w:t>
+      </w:r>
+      <w:proofErr w:type="spellEnd"/>
+      <w:r>
+        <w:rPr>
+          <w:i/>
+          <w:iCs/>
+        </w:rPr>
+        <w:t xml:space="preserve"> — </w:t>
+      </w:r>
+      <w:proofErr w:type="spellStart"/>
+      <w:r>
+        <w:rPr>
+          <w:i/>
+          <w:iCs/>
+        </w:rPr>
+        <w:t>sla</w:t>
+      </w:r>
+      <w:proofErr w:type="spellEnd"/>
+      <w:r>
+        <w:rPr>
+          <w:i/>
+          <w:iCs/>
+        </w:rPr>
+        <w:t xml:space="preserve"> </w:t>
+      </w:r>
+      <w:proofErr w:type="spellStart"/>
+      <w:r>
+        <w:rPr>
+          <w:i/>
+          <w:iCs/>
+        </w:rPr>
+        <w:t>dit</w:t>
+      </w:r>
+      <w:proofErr w:type="spellEnd"/>
+      <w:r>
+        <w:rPr>
+          <w:i/>
+          <w:iCs/>
+        </w:rPr>
+        <w:t xml:space="preserve"> op </w:t>
+      </w:r>
+      <w:proofErr w:type="spellStart"/>
+      <w:r>
+        <w:rPr>
+          <w:i/>
+          <w:iCs/>
+        </w:rPr>
+        <w:t>en</w:t>
+      </w:r>
+      <w:proofErr w:type="spellEnd"/>
+      <w:r>
+        <w:rPr>
+          <w:i/>
+          <w:iCs/>
+        </w:rPr>
+        <w:t xml:space="preserve"> je </w:t>
+      </w:r>
+      <w:proofErr w:type="spellStart"/>
+      <w:r>
+        <w:rPr>
+          <w:i/>
+          <w:iCs/>
+        </w:rPr>
+        <w:t>hoeft</w:t>
+      </w:r>
+      <w:proofErr w:type="spellEnd"/>
+      <w:r>
+        <w:rPr>
+          <w:i/>
+          <w:iCs/>
+        </w:rPr>
+        <w:t xml:space="preserve"> het </w:t>
+      </w:r>
+      <w:proofErr w:type="spellStart"/>
+      <w:r>
+        <w:rPr>
+          <w:i/>
+          <w:iCs/>
+        </w:rPr>
+        <w:t>niet</w:t>
+      </w:r>
+      <w:proofErr w:type="spellEnd"/>
+      <w:r>
+        <w:rPr>
+          <w:i/>
+          <w:iCs/>
+        </w:rPr>
+        <w:t xml:space="preserve"> </w:t>
+      </w:r>
+      <w:proofErr w:type="spellStart"/>
+      <w:r>
+        <w:rPr>
+          <w:i/>
+          <w:iCs/>
+        </w:rPr>
+        <w:t>meer</w:t>
+      </w:r>
+      <w:proofErr w:type="spellEnd"/>
+      <w:r>
+        <w:rPr>
+          <w:i/>
+          <w:iCs/>
+        </w:rPr>
+        <w:t xml:space="preserve"> </w:t>
+      </w:r>
+      <w:proofErr w:type="spellStart"/>
+      <w:r>
+        <w:rPr>
+          <w:i/>
+          <w:iCs/>
+        </w:rPr>
+        <w:t>te</w:t>
+      </w:r>
+      <w:proofErr w:type="spellEnd"/>
+      <w:r>
+        <w:rPr>
+          <w:i/>
+          <w:iCs/>
+        </w:rPr>
+        <w:t xml:space="preserve"> </w:t>
+      </w:r>
+      <w:proofErr w:type="spellStart"/>
+      <w:r>
+        <w:rPr>
+          <w:i/>
+          <w:iCs/>
+        </w:rPr>
+        <w:t>doen</w:t>
+      </w:r>
+      <w:proofErr w:type="spellEnd"/>
+      <w:r>
+        <w:rPr>
+          <w:i/>
+          <w:iCs/>
+        </w:rPr>
+        <w:t>.</w:t>
+      </w:r>
+    </w:p>
+    <w:p/>
+    <w:p>
+      <w:r>
+        <w:rPr>
+          <w:b/>
+          <w:bCs/>
+        </w:rPr>
+        <w:t xml:space="preserve">Ga </w:t>
+      </w:r>
+      <w:proofErr w:type="spellStart"/>
+      <w:r>
+        <w:rPr>
+          <w:b/>
+          <w:bCs/>
+        </w:rPr>
+        <w:t>naar</w:t>
+      </w:r>
+      <w:proofErr w:type="spellEnd"/>
+      <w:r>
+        <w:rPr>
+          <w:b/>
+          <w:bCs/>
+        </w:rPr>
+        <w:t>: Controllers → Wii Remotes</w:t>
+      </w:r>
+    </w:p>
+    <w:p/>
+    <w:p>
+      <w:pPr>
+        <w:numPr>
+          <w:ilvl w:val="0"/>
+          <w:numId w:val="8"/>
+        </w:numPr>
+      </w:pPr>
+      <w:r>
+        <w:rPr>
+          <w:b/>
+          <w:bCs/>
+        </w:rPr>
+        <w:t xml:space="preserve">Real Wii </w:t>
+      </w:r>
+      <w:proofErr w:type="spellStart"/>
+      <w:r>
+        <w:rPr>
+          <w:b/>
+          <w:bCs/>
+        </w:rPr>
+        <w:t>Remote</w:t>
+      </w:r>
+      <w:r>
+        <w:t>Wii</w:t>
+      </w:r>
+      <w:proofErr w:type="spellEnd"/>
+      <w:r>
+        <w:t xml:space="preserve"> Remote 1 → </w:t>
+      </w:r>
+    </w:p>
+    <w:p>
+      <w:pPr>
+        <w:numPr>
+          <w:ilvl w:val="0"/>
+          <w:numId w:val="8"/>
+        </w:numPr>
+      </w:pPr>
+      <w:r>
+        <w:rPr>
+          <w:b/>
+          <w:bCs/>
+        </w:rPr>
+        <w:lastRenderedPageBreak/>
+        <w:t xml:space="preserve">Continuous </w:t>
+      </w:r>
+      <w:proofErr w:type="spellStart"/>
+      <w:r>
+        <w:rPr>
+          <w:b/>
+          <w:bCs/>
+        </w:rPr>
+        <w:t>Scanning</w:t>
+      </w:r>
+      <w:r>
+        <w:t>Vink</w:t>
+      </w:r>
+      <w:proofErr w:type="spellEnd"/>
+      <w:r>
+        <w:t xml:space="preserve"> </w:t>
+      </w:r>
+    </w:p>
+    <w:p>
+      <w:pPr>
+        <w:numPr>
+          <w:ilvl w:val="0"/>
+          <w:numId w:val="8"/>
+        </w:numPr>
+      </w:pPr>
+      <w:proofErr w:type="spellStart"/>
+      <w:r>
+        <w:rPr>
+          <w:b/>
+          <w:bCs/>
+        </w:rPr>
+        <w:t>OK</w:t>
+      </w:r>
+      <w:r>
+        <w:t>Klik</w:t>
+      </w:r>
+      <w:proofErr w:type="spellEnd"/>
+      <w:r>
+        <w:t xml:space="preserve"> </w:t>
+      </w:r>
+    </w:p>
+    <w:p/>
+    <w:p>
+      <w:r>
+        <w:rPr>
+          <w:rFonts w:ascii="Segoe UI Emoji" w:hAnsi="Segoe UI Emoji" w:cs="Segoe UI Emoji"/>
+          <w:i/>
+          <w:iCs/>
+        </w:rPr>
+        <w:t>💡</w:t>
+      </w:r>
+      <w:r>
+        <w:rPr>
+          <w:i/>
+          <w:iCs/>
+        </w:rPr>
+        <w:t xml:space="preserve"> </w:t>
+      </w:r>
+      <w:proofErr w:type="spellStart"/>
+      <w:r>
+        <w:rPr>
+          <w:i/>
+          <w:iCs/>
+        </w:rPr>
+        <w:t>Gebruik</w:t>
+      </w:r>
+      <w:proofErr w:type="spellEnd"/>
+      <w:r>
+        <w:rPr>
+          <w:i/>
+          <w:iCs/>
+        </w:rPr>
+        <w:t xml:space="preserve"> je </w:t>
+      </w:r>
+      <w:proofErr w:type="spellStart"/>
+      <w:r>
+        <w:rPr>
+          <w:i/>
+          <w:iCs/>
+        </w:rPr>
+        <w:t>een</w:t>
+      </w:r>
+      <w:proofErr w:type="spellEnd"/>
+      <w:r>
+        <w:rPr>
+          <w:i/>
+          <w:iCs/>
+        </w:rPr>
+        <w:t xml:space="preserve"> </w:t>
+      </w:r>
+      <w:proofErr w:type="spellStart"/>
+      <w:r>
+        <w:rPr>
+          <w:i/>
+          <w:iCs/>
+        </w:rPr>
+        <w:t>gewone</w:t>
+      </w:r>
+      <w:proofErr w:type="spellEnd"/>
+      <w:r>
+        <w:rPr>
+          <w:i/>
+          <w:iCs/>
+        </w:rPr>
+        <w:t xml:space="preserve"> USB-controller? Kies "Emulated Wii Remote" </w:t>
+      </w:r>
+      <w:proofErr w:type="spellStart"/>
+      <w:r>
+        <w:rPr>
+          <w:i/>
+          <w:iCs/>
+        </w:rPr>
+        <w:t>en</w:t>
+      </w:r>
+      <w:proofErr w:type="spellEnd"/>
+      <w:r>
+        <w:rPr>
+          <w:i/>
+          <w:iCs/>
+        </w:rPr>
+        <w:t xml:space="preserve"> </w:t>
+      </w:r>
+      <w:proofErr w:type="spellStart"/>
+      <w:r>
+        <w:rPr>
+          <w:i/>
+          <w:iCs/>
+        </w:rPr>
+        <w:t>stel</w:t>
+      </w:r>
+      <w:proofErr w:type="spellEnd"/>
+      <w:r>
+        <w:rPr>
+          <w:i/>
+          <w:iCs/>
+        </w:rPr>
+        <w:t xml:space="preserve"> de </w:t>
+      </w:r>
+      <w:proofErr w:type="spellStart"/>
+      <w:r>
+        <w:rPr>
+          <w:i/>
+          <w:iCs/>
+        </w:rPr>
+        <w:t>knoppen</w:t>
+      </w:r>
+      <w:proofErr w:type="spellEnd"/>
+      <w:r>
+        <w:rPr>
+          <w:i/>
+          <w:iCs/>
+        </w:rPr>
+        <w:t xml:space="preserve"> in.</w:t>
+      </w:r>
+    </w:p>
+    <w:p/>
+    <w:p>
+      <w:pPr>
+        <w:rPr>
+          <w:b/>
+          <w:bCs/>
+        </w:rPr>
+      </w:pPr>
+      <w:r>
+        <w:rPr>
+          <w:b/>
+          <w:bCs/>
+        </w:rPr>
+        <w:t xml:space="preserve">Stap 5 — Koppel je </w:t>
+      </w:r>
+      <w:proofErr w:type="spellStart"/>
+      <w:r>
+        <w:rPr>
+          <w:b/>
+          <w:bCs/>
+        </w:rPr>
+        <w:t>Wiimote</w:t>
+      </w:r>
+      <w:proofErr w:type="spellEnd"/>
+    </w:p>
+    <w:p>
+      <w:r>
+        <w:t xml:space="preserve">Zorg </w:t>
+      </w:r>
+      <w:proofErr w:type="spellStart"/>
+      <w:r>
+        <w:t>dat</w:t>
+      </w:r>
+      <w:proofErr w:type="spellEnd"/>
+      <w:r>
+        <w:t xml:space="preserve"> Dolphin </w:t>
+      </w:r>
+      <w:proofErr w:type="spellStart"/>
+      <w:r>
+        <w:t>nog</w:t>
+      </w:r>
+      <w:proofErr w:type="spellEnd"/>
+      <w:r>
+        <w:t xml:space="preserve"> open </w:t>
+      </w:r>
+      <w:proofErr w:type="spellStart"/>
+      <w:r>
+        <w:t>staat</w:t>
+      </w:r>
+      <w:proofErr w:type="spellEnd"/>
+      <w:r>
+        <w:t>.</w:t>
+      </w:r>
+    </w:p>
+    <w:p/>
+    <w:p>
+      <w:pPr>
+        <w:numPr>
+          <w:ilvl w:val="0"/>
+          <w:numId w:val="9"/>
+        </w:numPr>
+      </w:pPr>
+      <w:r>
+        <w:rPr>
+          <w:b/>
+          <w:bCs/>
+        </w:rPr>
+        <w:t xml:space="preserve">1 + 2 op de </w:t>
+      </w:r>
+      <w:proofErr w:type="spellStart"/>
+      <w:r>
+        <w:rPr>
+          <w:b/>
+          <w:bCs/>
+        </w:rPr>
+        <w:t>Wiimote</w:t>
+      </w:r>
+      <w:r>
+        <w:t>Druk</w:t>
+      </w:r>
+      <w:proofErr w:type="spellEnd"/>
+      <w:r>
+        <w:t xml:space="preserve"> op </w:t>
+      </w:r>
+    </w:p>
+    <w:p>
+      <w:pPr>
+        <w:numPr>
+          <w:ilvl w:val="0"/>
+          <w:numId w:val="9"/>
+        </w:numPr>
+      </w:pPr>
+      <w:r>
+        <w:t xml:space="preserve">(of </w:t>
+      </w:r>
+      <w:proofErr w:type="spellStart"/>
+      <w:r>
+        <w:t>gebruik</w:t>
+      </w:r>
+      <w:proofErr w:type="spellEnd"/>
+      <w:r>
+        <w:t xml:space="preserve"> het rode sync-</w:t>
+      </w:r>
+      <w:proofErr w:type="spellStart"/>
+      <w:r>
+        <w:t>knopje</w:t>
+      </w:r>
+      <w:proofErr w:type="spellEnd"/>
+      <w:r>
+        <w:t xml:space="preserve"> in het </w:t>
+      </w:r>
+      <w:proofErr w:type="spellStart"/>
+      <w:r>
+        <w:t>batterijvak</w:t>
+      </w:r>
+      <w:proofErr w:type="spellEnd"/>
+      <w:r>
+        <w:t>)</w:t>
+      </w:r>
+    </w:p>
+    <w:p>
+      <w:pPr>
+        <w:numPr>
+          <w:ilvl w:val="0"/>
+          <w:numId w:val="9"/>
+        </w:numPr>
+      </w:pPr>
+      <w:r>
+        <w:t xml:space="preserve">Binnen 2–3 </w:t>
+      </w:r>
+      <w:proofErr w:type="spellStart"/>
+      <w:r>
+        <w:t>seconden</w:t>
+      </w:r>
+      <w:proofErr w:type="spellEnd"/>
+      <w:r>
+        <w:t xml:space="preserve"> </w:t>
+      </w:r>
+      <w:proofErr w:type="spellStart"/>
+      <w:r>
+        <w:t>herkent</w:t>
+      </w:r>
+      <w:proofErr w:type="spellEnd"/>
+      <w:r>
+        <w:t xml:space="preserve"> Dolphin de </w:t>
+      </w:r>
+      <w:proofErr w:type="spellStart"/>
+      <w:r>
+        <w:t>Wiimote</w:t>
+      </w:r>
+      <w:proofErr w:type="spellEnd"/>
+    </w:p>
+    <w:p>
+      <w:pPr>
+        <w:numPr>
+          <w:ilvl w:val="0"/>
+          <w:numId w:val="9"/>
+        </w:numPr>
+      </w:pPr>
+      <w:r>
+        <w:t xml:space="preserve">Er </w:t>
+      </w:r>
+      <w:proofErr w:type="spellStart"/>
+      <w:r>
+        <w:t>blijft</w:t>
+      </w:r>
+      <w:proofErr w:type="spellEnd"/>
+      <w:r>
+        <w:t xml:space="preserve"> </w:t>
+      </w:r>
+      <w:proofErr w:type="spellStart"/>
+      <w:r>
+        <w:t>één</w:t>
+      </w:r>
+      <w:proofErr w:type="spellEnd"/>
+      <w:r>
+        <w:t xml:space="preserve"> </w:t>
+      </w:r>
+      <w:proofErr w:type="spellStart"/>
+      <w:r>
+        <w:t>lampje</w:t>
+      </w:r>
+      <w:proofErr w:type="spellEnd"/>
+      <w:r>
+        <w:t xml:space="preserve"> </w:t>
+      </w:r>
+      <w:proofErr w:type="spellStart"/>
+      <w:r>
+        <w:t>branden</w:t>
+      </w:r>
+      <w:proofErr w:type="spellEnd"/>
+      <w:r>
+        <w:t xml:space="preserve"> → </w:t>
+      </w:r>
+    </w:p>
+    <w:p/>
+    <w:p>
+      <w:pPr>
+        <w:rPr>
+          <w:b/>
+          <w:bCs/>
+        </w:rPr>
+      </w:pPr>
+      <w:r>
+        <w:rPr>
+          <w:b/>
+          <w:bCs/>
+        </w:rPr>
+        <w:t>Stap 6 — Kies je Wii-</w:t>
+      </w:r>
+      <w:proofErr w:type="spellStart"/>
+      <w:r>
+        <w:rPr>
+          <w:b/>
+          <w:bCs/>
+        </w:rPr>
+        <w:t>spel</w:t>
+      </w:r>
+      <w:proofErr w:type="spellEnd"/>
+      <w:r>
+        <w:rPr>
+          <w:b/>
+          <w:bCs/>
+        </w:rPr>
+        <w:t xml:space="preserve"> </w:t>
+      </w:r>
+      <w:proofErr w:type="spellStart"/>
+      <w:r>
+        <w:rPr>
+          <w:b/>
+          <w:bCs/>
+        </w:rPr>
+        <w:t>en</w:t>
+      </w:r>
+      <w:proofErr w:type="spellEnd"/>
+      <w:r>
+        <w:rPr>
+          <w:b/>
+          <w:bCs/>
+        </w:rPr>
+        <w:t xml:space="preserve"> start</w:t>
+      </w:r>
+    </w:p>
+    <w:p>
+      <w:pPr>
+        <w:numPr>
+          <w:ilvl w:val="0"/>
+          <w:numId w:val="9"/>
+        </w:numPr>
+      </w:pPr>
+      <w:r>
+        <w:t xml:space="preserve">In Dolphin </w:t>
+      </w:r>
+      <w:proofErr w:type="spellStart"/>
+      <w:r>
+        <w:t>zie</w:t>
+      </w:r>
+      <w:proofErr w:type="spellEnd"/>
+      <w:r>
+        <w:t xml:space="preserve"> je nu de </w:t>
+      </w:r>
+      <w:proofErr w:type="spellStart"/>
+      <w:r>
+        <w:t>lijst</w:t>
+      </w:r>
+      <w:proofErr w:type="spellEnd"/>
+      <w:r>
+        <w:t xml:space="preserve"> met games</w:t>
+      </w:r>
+    </w:p>
+    <w:p>
+      <w:pPr>
+        <w:numPr>
+          <w:ilvl w:val="0"/>
+          <w:numId w:val="9"/>
+        </w:numPr>
+      </w:pPr>
+      <w:r>
+        <w:rPr>
+          <w:b/>
+          <w:bCs/>
+        </w:rPr>
+        <w:t>Mario Kart Wii)</w:t>
+      </w:r>
+      <w:proofErr w:type="spellStart"/>
+      <w:r>
+        <w:t>Klik</w:t>
+      </w:r>
+      <w:proofErr w:type="spellEnd"/>
+      <w:r>
+        <w:t xml:space="preserve"> op het </w:t>
+      </w:r>
+      <w:proofErr w:type="spellStart"/>
+      <w:r>
+        <w:t>gewenste</w:t>
+      </w:r>
+      <w:proofErr w:type="spellEnd"/>
+      <w:r>
+        <w:t xml:space="preserve"> </w:t>
+      </w:r>
+      <w:proofErr w:type="spellStart"/>
+      <w:r>
+        <w:t>spel</w:t>
+      </w:r>
+      <w:proofErr w:type="spellEnd"/>
+      <w:r>
+        <w:t xml:space="preserve"> (</w:t>
+      </w:r>
+      <w:proofErr w:type="spellStart"/>
+      <w:r>
+        <w:t>bijv</w:t>
+      </w:r>
+      <w:proofErr w:type="spellEnd"/>
+      <w:r>
+        <w:t xml:space="preserve">. </w:t>
+      </w:r>
+    </w:p>
+    <w:p>
+      <w:pPr>
+        <w:numPr>
+          <w:ilvl w:val="0"/>
+          <w:numId w:val="9"/>
+        </w:numPr>
+      </w:pPr>
+      <w:proofErr w:type="spellStart"/>
+      <w:r>
+        <w:t>Dubbelklik</w:t>
+      </w:r>
+      <w:proofErr w:type="spellEnd"/>
+      <w:r>
+        <w:t xml:space="preserve"> </w:t>
+      </w:r>
+      <w:proofErr w:type="spellStart"/>
+      <w:r>
+        <w:t>erop</w:t>
+      </w:r>
+      <w:proofErr w:type="spellEnd"/>
+    </w:p>
+    <w:p>
+      <w:pPr>
+        <w:numPr>
+          <w:ilvl w:val="0"/>
+          <w:numId w:val="9"/>
+        </w:numPr>
+      </w:pPr>
+      <w:r>
+        <w:t xml:space="preserve">Het </w:t>
+      </w:r>
+      <w:proofErr w:type="spellStart"/>
+      <w:r>
+        <w:t>spel</w:t>
+      </w:r>
+      <w:proofErr w:type="spellEnd"/>
+      <w:r>
+        <w:t xml:space="preserve"> start!</w:t>
+      </w:r>
+    </w:p>
+    <w:p/>
+    <w:p>
+      <w:pPr>
+        <w:rPr>
+          <w:b/>
+          <w:bCs/>
+        </w:rPr>
+      </w:pPr>
+      <w:proofErr w:type="spellStart"/>
+      <w:r>
+        <w:rPr>
+          <w:b/>
+          <w:bCs/>
+        </w:rPr>
+        <w:t>Tijdens</w:t>
+      </w:r>
+      <w:proofErr w:type="spellEnd"/>
+      <w:r>
+        <w:rPr>
+          <w:b/>
+          <w:bCs/>
+        </w:rPr>
+        <w:t xml:space="preserve"> het </w:t>
+      </w:r>
+      <w:proofErr w:type="spellStart"/>
+      <w:r>
+        <w:rPr>
+          <w:b/>
+          <w:bCs/>
+        </w:rPr>
+        <w:t>spelen</w:t>
+      </w:r>
+      <w:proofErr w:type="spellEnd"/>
+    </w:p>
+    <w:p>
+      <w:pPr>
+        <w:numPr>
+          <w:ilvl w:val="0"/>
+          <w:numId w:val="8"/>
+        </w:numPr>
+      </w:pPr>
+      <w:proofErr w:type="spellStart"/>
+      <w:r>
+        <w:rPr>
+          <w:b/>
+          <w:bCs/>
+        </w:rPr>
+        <w:t>Esc</w:t>
+      </w:r>
+      <w:r>
+        <w:t>Druk</w:t>
+      </w:r>
+      <w:proofErr w:type="spellEnd"/>
+      <w:r>
+        <w:t xml:space="preserve"> op </w:t>
+      </w:r>
+    </w:p>
+    <w:p>
+      <w:pPr>
+        <w:numPr>
+          <w:ilvl w:val="0"/>
+          <w:numId w:val="8"/>
+        </w:numPr>
+      </w:pPr>
+      <w:r>
+        <w:t xml:space="preserve">Je </w:t>
+      </w:r>
+      <w:proofErr w:type="spellStart"/>
+      <w:r>
+        <w:t>kunt</w:t>
+      </w:r>
+      <w:proofErr w:type="spellEnd"/>
+      <w:r>
+        <w:t xml:space="preserve"> </w:t>
+      </w:r>
+      <w:proofErr w:type="spellStart"/>
+      <w:r>
+        <w:t>daarna</w:t>
+      </w:r>
+      <w:proofErr w:type="spellEnd"/>
+      <w:r>
+        <w:t xml:space="preserve"> </w:t>
+      </w:r>
+      <w:proofErr w:type="spellStart"/>
+      <w:r>
+        <w:t>sluiten</w:t>
+      </w:r>
+      <w:proofErr w:type="spellEnd"/>
+      <w:r>
+        <w:t xml:space="preserve"> of </w:t>
+      </w:r>
+      <w:proofErr w:type="spellStart"/>
+      <w:r>
+        <w:t>hervatten</w:t>
+      </w:r>
+      <w:proofErr w:type="spellEnd"/>
+    </w:p>
+    <w:p>
+      <w:pPr>
+        <w:numPr>
+          <w:ilvl w:val="0"/>
+          <w:numId w:val="8"/>
+        </w:numPr>
+      </w:pPr>
+      <w:r>
+        <w:t xml:space="preserve">Je </w:t>
+      </w:r>
+      <w:proofErr w:type="spellStart"/>
+      <w:r>
+        <w:t>Wiimote</w:t>
+      </w:r>
+      <w:proofErr w:type="spellEnd"/>
+      <w:r>
+        <w:t xml:space="preserve"> </w:t>
+      </w:r>
+      <w:proofErr w:type="spellStart"/>
+      <w:r>
+        <w:t>blijft</w:t>
+      </w:r>
+      <w:proofErr w:type="spellEnd"/>
+      <w:r>
+        <w:t xml:space="preserve"> </w:t>
+      </w:r>
+      <w:proofErr w:type="spellStart"/>
+      <w:r>
+        <w:t>gekoppeld</w:t>
+      </w:r>
+      <w:proofErr w:type="spellEnd"/>
+      <w:r>
+        <w:t xml:space="preserve"> </w:t>
+      </w:r>
+      <w:proofErr w:type="spellStart"/>
+      <w:r>
+        <w:t>zolang</w:t>
+      </w:r>
+      <w:proofErr w:type="spellEnd"/>
+      <w:r>
+        <w:t xml:space="preserve"> Dolphin open is</w:t>
+      </w:r>
+    </w:p>
+    <w:p/>
+    <w:p>
+      <w:pPr>
+        <w:rPr>
+          <w:b/>
+          <w:bCs/>
+        </w:rPr>
+      </w:pPr>
+      <w:r>
+        <w:rPr>
+          <w:b/>
+          <w:bCs/>
+        </w:rPr>
+        <w:t xml:space="preserve">De hele flow in </w:t>
+      </w:r>
+      <w:proofErr w:type="spellStart"/>
+      <w:r>
+        <w:rPr>
+          <w:b/>
+          <w:bCs/>
+        </w:rPr>
+        <w:t>één</w:t>
+      </w:r>
+      <w:proofErr w:type="spellEnd"/>
+      <w:r>
+        <w:rPr>
+          <w:b/>
+          <w:bCs/>
+        </w:rPr>
+        <w:t xml:space="preserve"> </w:t>
+      </w:r>
+      <w:proofErr w:type="spellStart"/>
+      <w:r>
+        <w:rPr>
+          <w:b/>
+          <w:bCs/>
+        </w:rPr>
+        <w:t>blik</w:t>
+      </w:r>
+      <w:proofErr w:type="spellEnd"/>
+    </w:p>
+    <w:p/>
+    <w:tbl>
+      <w:tblPr>
+        <w:tblW w:w="9360" w:type="dxa"/>
+        <w:tblBorders>
+          <w:top w:val="single" w:sz="4" w:space="0" w:color="auto"/>
+          <w:left w:val="single" w:sz="4" w:space="0" w:color="auto"/>
+          <w:bottom w:val="single" w:sz="4" w:space="0" w:color="auto"/>
+          <w:right w:val="single" w:sz="4" w:space="0" w:color="auto"/>
+          <w:insideH w:val="single" w:sz="4" w:space="0" w:color="auto"/>
+          <w:insideV w:val="single" w:sz="4" w:space="0" w:color="auto"/>
+        </w:tblBorders>
+        <w:tblCellMar>
+          <w:left w:w="10" w:type="dxa"/>
+          <w:right w:w="10" w:type="dxa"/>
+        </w:tblCellMar>
+        <w:tblLook w:val="04A0" w:firstRow="1" w:lastRow="0" w:firstColumn="1" w:lastColumn="0" w:noHBand="0" w:noVBand="1"/>
+      </w:tblPr>
+      <w:tblGrid>
+        <w:gridCol w:w="800"/>
+        <w:gridCol w:w="3000"/>
+        <w:gridCol w:w="5560"/>
+      </w:tblGrid>
+      <w:tr>
+        <w:tc>
+          <w:tcPr>
+            <w:tcW w:w="800" w:type="dxa"/>
+            <w:tcBorders>
+              <w:top w:val="single" w:sz="4" w:space="0" w:color="C7D8F0"/>
+              <w:left w:val="single" w:sz="4" w:space="0" w:color="C7D8F0"/>
+              <w:bottom w:val="single" w:sz="4" w:space="0" w:color="C7D8F0"/>
+              <w:right w:val="single" w:sz="4" w:space="0" w:color="C7D8F0"/>
+            </w:tcBorders>
+            <w:shd w:val="clear" w:color="auto" w:fill="1F3B6E"/>
+            <w:tcMar>
+              <w:top w:w="80" w:type="dxa"/>
+              <w:left w:w="120" w:type="dxa"/>
+              <w:bottom w:w="80" w:type="dxa"/>
+              <w:right w:w="120" w:type="dxa"/>
+            </w:tcMar>
+            <w:hideMark/>
+          </w:tcPr>
+          <w:p>
+            <w:pPr>
+              <w:rPr>
+                <w:lang w:val="en-NL"/>
+              </w:rPr>
+            </w:pPr>
+            <w:r>
+              <w:rPr>
+                <w:b/>
+                <w:bCs/>
+                <w:lang w:val="en-NL"/>
+              </w:rPr>
+              <w:t>#</w:t>
+            </w:r>
+          </w:p>
+        </w:tc>
+        <w:tc>
+          <w:tcPr>
+            <w:tcW w:w="3000" w:type="dxa"/>
+            <w:tcBorders>
+              <w:top w:val="single" w:sz="4" w:space="0" w:color="C7D8F0"/>
+              <w:left w:val="single" w:sz="4" w:space="0" w:color="C7D8F0"/>
+              <w:bottom w:val="single" w:sz="4" w:space="0" w:color="C7D8F0"/>
+              <w:right w:val="single" w:sz="4" w:space="0" w:color="C7D8F0"/>
+            </w:tcBorders>
+            <w:shd w:val="clear" w:color="auto" w:fill="1F3B6E"/>
+            <w:tcMar>
+              <w:top w:w="80" w:type="dxa"/>
+              <w:left w:w="120" w:type="dxa"/>
+              <w:bottom w:w="80" w:type="dxa"/>
+              <w:right w:w="120" w:type="dxa"/>
+            </w:tcMar>
+            <w:hideMark/>
+          </w:tcPr>
+          <w:p>
+            <w:pPr>
+              <w:rPr>
+                <w:lang w:val="en-NL"/>
+              </w:rPr>
+            </w:pPr>
+            <w:r>
+              <w:rPr>
+                <w:b/>
+                <w:bCs/>
+                <w:lang w:val="en-NL"/>
+              </w:rPr>
+              <w:t>Stap</w:t>
+            </w:r>
+          </w:p>
+        </w:tc>
+        <w:tc>
+          <w:tcPr>
+            <w:tcW w:w="5560" w:type="dxa"/>
+            <w:tcBorders>
+              <w:top w:val="single" w:sz="4" w:space="0" w:color="C7D8F0"/>
+              <w:left w:val="single" w:sz="4" w:space="0" w:color="C7D8F0"/>
+              <w:bottom w:val="single" w:sz="4" w:space="0" w:color="C7D8F0"/>
+              <w:right w:val="single" w:sz="4" w:space="0" w:color="C7D8F0"/>
+            </w:tcBorders>
+            <w:shd w:val="clear" w:color="auto" w:fill="1F3B6E"/>
+            <w:tcMar>
+              <w:top w:w="80" w:type="dxa"/>
+              <w:left w:w="120" w:type="dxa"/>
+              <w:bottom w:w="80" w:type="dxa"/>
+              <w:right w:w="120" w:type="dxa"/>
+            </w:tcMar>
+            <w:hideMark/>
+          </w:tcPr>
+          <w:p>
+            <w:pPr>
+              <w:rPr>
+                <w:lang w:val="en-NL"/>
+              </w:rPr>
+            </w:pPr>
+            <w:r>
+              <w:rPr>
+                <w:b/>
+                <w:bCs/>
+                <w:lang w:val="en-NL"/>
+              </w:rPr>
+              <w:t>Actie</w:t>
+            </w:r>
+          </w:p>
+        </w:tc>
+      </w:tr>
+      <w:tr>
+        <w:tc>
+          <w:tcPr>
+            <w:tcW w:w="800" w:type="dxa"/>
+            <w:tcBorders>
+              <w:top w:val="single" w:sz="4" w:space="0" w:color="C7D8F0"/>
+              <w:left w:val="single" w:sz="4" w:space="0" w:color="C7D8F0"/>
+              <w:bottom w:val="single" w:sz="4" w:space="0" w:color="C7D8F0"/>
+              <w:right w:val="single" w:sz="4" w:space="0" w:color="C7D8F0"/>
+            </w:tcBorders>
+            <w:shd w:val="clear" w:color="auto" w:fill="FFFFFF"/>
+            <w:tcMar>
+              <w:top w:w="60" w:type="dxa"/>
+              <w:left w:w="120" w:type="dxa"/>
+              <w:bottom w:w="60" w:type="dxa"/>
+              <w:right w:w="120" w:type="dxa"/>
+            </w:tcMar>
+            <w:hideMark/>
+          </w:tcPr>
+          <w:p>
+            <w:pPr>
+              <w:rPr>
+                <w:lang w:val="en-NL"/>
+              </w:rPr>
+            </w:pPr>
+            <w:r>
+              <w:rPr>
+                <w:b/>
+                <w:bCs/>
+                <w:lang w:val="en-NL"/>
+              </w:rPr>
+              <w:t>1</w:t>
+            </w:r>
+          </w:p>
+        </w:tc>
+        <w:tc>
+          <w:tcPr>
+            <w:tcW w:w="3000" w:type="dxa"/>
+            <w:tcBorders>
+              <w:top w:val="single" w:sz="4" w:space="0" w:color="C7D8F0"/>
+              <w:left w:val="single" w:sz="4" w:space="0" w:color="C7D8F0"/>
+              <w:bottom w:val="single" w:sz="4" w:space="0" w:color="C7D8F0"/>
+              <w:right w:val="single" w:sz="4" w:space="0" w:color="C7D8F0"/>
+            </w:tcBorders>
+            <w:shd w:val="clear" w:color="auto" w:fill="FFFFFF"/>
+            <w:tcMar>
+              <w:top w:w="60" w:type="dxa"/>
+              <w:left w:w="120" w:type="dxa"/>
+              <w:bottom w:w="60" w:type="dxa"/>
+              <w:right w:w="120" w:type="dxa"/>
+            </w:tcMar>
+            <w:hideMark/>
+          </w:tcPr>
+          <w:p>
+            <w:pPr>
+              <w:rPr>
+                <w:lang w:val="en-NL"/>
+              </w:rPr>
+            </w:pPr>
+            <w:r>
+              <w:rPr>
+                <w:b/>
+                <w:bCs/>
+                <w:lang w:val="en-NL"/>
+              </w:rPr>
+              <w:t xml:space="preserve">Z2 Mini </w:t>
+            </w:r>
+            <w:proofErr w:type="spellStart"/>
+            <w:r>
+              <w:rPr>
+                <w:b/>
+                <w:bCs/>
+                <w:lang w:val="en-NL"/>
+              </w:rPr>
+              <w:t>aanzetten</w:t>
+            </w:r>
+            <w:proofErr w:type="spellEnd"/>
+          </w:p>
+        </w:tc>
+        <w:tc>
+          <w:tcPr>
+            <w:tcW w:w="5560" w:type="dxa"/>
+            <w:tcBorders>
+              <w:top w:val="single" w:sz="4" w:space="0" w:color="C7D8F0"/>
+              <w:left w:val="single" w:sz="4" w:space="0" w:color="C7D8F0"/>
+              <w:bottom w:val="single" w:sz="4" w:space="0" w:color="C7D8F0"/>
+              <w:right w:val="single" w:sz="4" w:space="0" w:color="C7D8F0"/>
+            </w:tcBorders>
+            <w:shd w:val="clear" w:color="auto" w:fill="FFFFFF"/>
+            <w:tcMar>
+              <w:top w:w="60" w:type="dxa"/>
+              <w:left w:w="120" w:type="dxa"/>
+              <w:bottom w:w="60" w:type="dxa"/>
+              <w:right w:w="120" w:type="dxa"/>
+            </w:tcMar>
+            <w:hideMark/>
+          </w:tcPr>
+          <w:p>
+            <w:pPr>
+              <w:rPr>
+                <w:lang w:val="en-NL"/>
+              </w:rPr>
+            </w:pPr>
+            <w:r>
+              <w:rPr>
+                <w:lang w:val="en-NL"/>
+              </w:rPr>
+              <w:t xml:space="preserve">Druk op de </w:t>
+            </w:r>
+            <w:proofErr w:type="spellStart"/>
+            <w:r>
+              <w:rPr>
+                <w:lang w:val="en-NL"/>
+              </w:rPr>
+              <w:t>aan</w:t>
+            </w:r>
+            <w:proofErr w:type="spellEnd"/>
+            <w:r>
+              <w:rPr>
+                <w:lang w:val="en-NL"/>
+              </w:rPr>
+              <w:t>/</w:t>
+            </w:r>
+            <w:proofErr w:type="spellStart"/>
+            <w:r>
+              <w:rPr>
+                <w:lang w:val="en-NL"/>
+              </w:rPr>
+              <w:t>uit</w:t>
+            </w:r>
+            <w:proofErr w:type="spellEnd"/>
+            <w:r>
+              <w:rPr>
+                <w:lang w:val="en-NL"/>
+              </w:rPr>
+              <w:t xml:space="preserve">-knop </w:t>
+            </w:r>
+            <w:proofErr w:type="spellStart"/>
+            <w:r>
+              <w:rPr>
+                <w:lang w:val="en-NL"/>
+              </w:rPr>
+              <w:t>voorzijde</w:t>
+            </w:r>
+            <w:proofErr w:type="spellEnd"/>
+          </w:p>
+        </w:tc>
+      </w:tr>
+      <w:tr>
+        <w:tc>
+          <w:tcPr>
+            <w:tcW w:w="800" w:type="dxa"/>
+            <w:tcBorders>
+              <w:top w:val="single" w:sz="4" w:space="0" w:color="C7D8F0"/>
+              <w:left w:val="single" w:sz="4" w:space="0" w:color="C7D8F0"/>
+              <w:bottom w:val="single" w:sz="4" w:space="0" w:color="C7D8F0"/>
+              <w:right w:val="single" w:sz="4" w:space="0" w:color="C7D8F0"/>
+            </w:tcBorders>
+            <w:shd w:val="clear" w:color="auto" w:fill="D6E4F7"/>
+            <w:tcMar>
+              <w:top w:w="60" w:type="dxa"/>
+              <w:left w:w="120" w:type="dxa"/>
+              <w:bottom w:w="60" w:type="dxa"/>
+              <w:right w:w="120" w:type="dxa"/>
+            </w:tcMar>
+            <w:hideMark/>
+          </w:tcPr>
+          <w:p>
+            <w:pPr>
+              <w:rPr>
+                <w:lang w:val="en-NL"/>
+              </w:rPr>
+            </w:pPr>
+            <w:r>
+              <w:rPr>
+                <w:b/>
+                <w:bCs/>
+                <w:lang w:val="en-NL"/>
+              </w:rPr>
+              <w:t>2</w:t>
+            </w:r>
+          </w:p>
+        </w:tc>
+        <w:tc>
+          <w:tcPr>
+            <w:tcW w:w="3000" w:type="dxa"/>
+            <w:tcBorders>
+              <w:top w:val="single" w:sz="4" w:space="0" w:color="C7D8F0"/>
+              <w:left w:val="single" w:sz="4" w:space="0" w:color="C7D8F0"/>
+              <w:bottom w:val="single" w:sz="4" w:space="0" w:color="C7D8F0"/>
+              <w:right w:val="single" w:sz="4" w:space="0" w:color="C7D8F0"/>
+            </w:tcBorders>
+            <w:shd w:val="clear" w:color="auto" w:fill="D6E4F7"/>
+            <w:tcMar>
+              <w:top w:w="60" w:type="dxa"/>
+              <w:left w:w="120" w:type="dxa"/>
+              <w:bottom w:w="60" w:type="dxa"/>
+              <w:right w:w="120" w:type="dxa"/>
+            </w:tcMar>
+            <w:hideMark/>
+          </w:tcPr>
+          <w:p>
+            <w:pPr>
+              <w:rPr>
+                <w:lang w:val="en-NL"/>
+              </w:rPr>
+            </w:pPr>
+            <w:r>
+              <w:rPr>
+                <w:b/>
+                <w:bCs/>
+                <w:lang w:val="en-NL"/>
+              </w:rPr>
+              <w:t xml:space="preserve">Dolphin </w:t>
+            </w:r>
+            <w:proofErr w:type="spellStart"/>
+            <w:r>
+              <w:rPr>
+                <w:b/>
+                <w:bCs/>
+                <w:lang w:val="en-NL"/>
+              </w:rPr>
+              <w:t>openen</w:t>
+            </w:r>
+            <w:proofErr w:type="spellEnd"/>
+          </w:p>
+        </w:tc>
+        <w:tc>
+          <w:tcPr>
+            <w:tcW w:w="5560" w:type="dxa"/>
+            <w:tcBorders>
+              <w:top w:val="single" w:sz="4" w:space="0" w:color="C7D8F0"/>
+              <w:left w:val="single" w:sz="4" w:space="0" w:color="C7D8F0"/>
+              <w:bottom w:val="single" w:sz="4" w:space="0" w:color="C7D8F0"/>
+              <w:right w:val="single" w:sz="4" w:space="0" w:color="C7D8F0"/>
+            </w:tcBorders>
+            <w:shd w:val="clear" w:color="auto" w:fill="D6E4F7"/>
+            <w:tcMar>
+              <w:top w:w="60" w:type="dxa"/>
+              <w:left w:w="120" w:type="dxa"/>
+              <w:bottom w:w="60" w:type="dxa"/>
+              <w:right w:w="120" w:type="dxa"/>
+            </w:tcMar>
+            <w:hideMark/>
+          </w:tcPr>
+          <w:p>
+            <w:pPr>
+              <w:rPr>
+                <w:lang w:val="en-NL"/>
+              </w:rPr>
+            </w:pPr>
+            <w:r>
+              <w:rPr>
+                <w:lang w:val="en-NL"/>
+              </w:rPr>
+              <w:t>Menu → Games → Dolphin Emulator</w:t>
+            </w:r>
+          </w:p>
+        </w:tc>
+      </w:tr>
+      <w:tr>
+        <w:tc>
+          <w:tcPr>
+            <w:tcW w:w="800" w:type="dxa"/>
+            <w:tcBorders>
+              <w:top w:val="single" w:sz="4" w:space="0" w:color="C7D8F0"/>
+              <w:left w:val="single" w:sz="4" w:space="0" w:color="C7D8F0"/>
+              <w:bottom w:val="single" w:sz="4" w:space="0" w:color="C7D8F0"/>
+              <w:right w:val="single" w:sz="4" w:space="0" w:color="C7D8F0"/>
+            </w:tcBorders>
+            <w:shd w:val="clear" w:color="auto" w:fill="FFFFFF"/>
+            <w:tcMar>
+              <w:top w:w="60" w:type="dxa"/>
+              <w:left w:w="120" w:type="dxa"/>
+              <w:bottom w:w="60" w:type="dxa"/>
+              <w:right w:w="120" w:type="dxa"/>
+            </w:tcMar>
+            <w:hideMark/>
+          </w:tcPr>
+          <w:p>
+            <w:pPr>
+              <w:rPr>
+                <w:lang w:val="en-NL"/>
+              </w:rPr>
+            </w:pPr>
+            <w:r>
+              <w:rPr>
+                <w:b/>
+                <w:bCs/>
+                <w:lang w:val="en-NL"/>
+              </w:rPr>
+              <w:lastRenderedPageBreak/>
+              <w:t>3</w:t>
+            </w:r>
+          </w:p>
+        </w:tc>
+        <w:tc>
+          <w:tcPr>
+            <w:tcW w:w="3000" w:type="dxa"/>
+            <w:tcBorders>
+              <w:top w:val="single" w:sz="4" w:space="0" w:color="C7D8F0"/>
+              <w:left w:val="single" w:sz="4" w:space="0" w:color="C7D8F0"/>
+              <w:bottom w:val="single" w:sz="4" w:space="0" w:color="C7D8F0"/>
+              <w:right w:val="single" w:sz="4" w:space="0" w:color="C7D8F0"/>
+            </w:tcBorders>
+            <w:shd w:val="clear" w:color="auto" w:fill="FFFFFF"/>
+            <w:tcMar>
+              <w:top w:w="60" w:type="dxa"/>
+              <w:left w:w="120" w:type="dxa"/>
+              <w:bottom w:w="60" w:type="dxa"/>
+              <w:right w:w="120" w:type="dxa"/>
+            </w:tcMar>
+            <w:hideMark/>
+          </w:tcPr>
+          <w:p>
+            <w:pPr>
+              <w:rPr>
+                <w:lang w:val="en-NL"/>
+              </w:rPr>
+            </w:pPr>
+            <w:proofErr w:type="spellStart"/>
+            <w:r>
+              <w:rPr>
+                <w:b/>
+                <w:bCs/>
+                <w:lang w:val="en-NL"/>
+              </w:rPr>
+              <w:t>Wiimote</w:t>
+            </w:r>
+            <w:proofErr w:type="spellEnd"/>
+            <w:r>
+              <w:rPr>
+                <w:b/>
+                <w:bCs/>
+                <w:lang w:val="en-NL"/>
+              </w:rPr>
+              <w:t xml:space="preserve"> </w:t>
+            </w:r>
+            <w:proofErr w:type="spellStart"/>
+            <w:r>
+              <w:rPr>
+                <w:b/>
+                <w:bCs/>
+                <w:lang w:val="en-NL"/>
+              </w:rPr>
+              <w:t>koppelen</w:t>
+            </w:r>
+            <w:proofErr w:type="spellEnd"/>
+          </w:p>
+        </w:tc>
+        <w:tc>
+          <w:tcPr>
+            <w:tcW w:w="5560" w:type="dxa"/>
+            <w:tcBorders>
+              <w:top w:val="single" w:sz="4" w:space="0" w:color="C7D8F0"/>
+              <w:left w:val="single" w:sz="4" w:space="0" w:color="C7D8F0"/>
+              <w:bottom w:val="single" w:sz="4" w:space="0" w:color="C7D8F0"/>
+              <w:right w:val="single" w:sz="4" w:space="0" w:color="C7D8F0"/>
+            </w:tcBorders>
+            <w:shd w:val="clear" w:color="auto" w:fill="FFFFFF"/>
+            <w:tcMar>
+              <w:top w:w="60" w:type="dxa"/>
+              <w:left w:w="120" w:type="dxa"/>
+              <w:bottom w:w="60" w:type="dxa"/>
+              <w:right w:w="120" w:type="dxa"/>
+            </w:tcMar>
+            <w:hideMark/>
+          </w:tcPr>
+          <w:p>
+            <w:pPr>
+              <w:rPr>
+                <w:lang w:val="en-NL"/>
+              </w:rPr>
+            </w:pPr>
+            <w:r>
+              <w:rPr>
+                <w:lang w:val="en-NL"/>
+              </w:rPr>
+              <w:t>Druk 1 + 2 (of rode sync-knop)</w:t>
+            </w:r>
+          </w:p>
+        </w:tc>
+      </w:tr>
+      <w:tr>
+        <w:tc>
+          <w:tcPr>
+            <w:tcW w:w="800" w:type="dxa"/>
+            <w:tcBorders>
+              <w:top w:val="single" w:sz="4" w:space="0" w:color="C7D8F0"/>
+              <w:left w:val="single" w:sz="4" w:space="0" w:color="C7D8F0"/>
+              <w:bottom w:val="single" w:sz="4" w:space="0" w:color="C7D8F0"/>
+              <w:right w:val="single" w:sz="4" w:space="0" w:color="C7D8F0"/>
+            </w:tcBorders>
+            <w:shd w:val="clear" w:color="auto" w:fill="D6E4F7"/>
+            <w:tcMar>
+              <w:top w:w="60" w:type="dxa"/>
+              <w:left w:w="120" w:type="dxa"/>
+              <w:bottom w:w="60" w:type="dxa"/>
+              <w:right w:w="120" w:type="dxa"/>
+            </w:tcMar>
+            <w:hideMark/>
+          </w:tcPr>
+          <w:p>
+            <w:pPr>
+              <w:rPr>
+                <w:lang w:val="en-NL"/>
+              </w:rPr>
+            </w:pPr>
+            <w:r>
+              <w:rPr>
+                <w:b/>
+                <w:bCs/>
+                <w:lang w:val="en-NL"/>
+              </w:rPr>
+              <w:t>4</w:t>
+            </w:r>
+          </w:p>
+        </w:tc>
+        <w:tc>
+          <w:tcPr>
+            <w:tcW w:w="3000" w:type="dxa"/>
+            <w:tcBorders>
+              <w:top w:val="single" w:sz="4" w:space="0" w:color="C7D8F0"/>
+              <w:left w:val="single" w:sz="4" w:space="0" w:color="C7D8F0"/>
+              <w:bottom w:val="single" w:sz="4" w:space="0" w:color="C7D8F0"/>
+              <w:right w:val="single" w:sz="4" w:space="0" w:color="C7D8F0"/>
+            </w:tcBorders>
+            <w:shd w:val="clear" w:color="auto" w:fill="D6E4F7"/>
+            <w:tcMar>
+              <w:top w:w="60" w:type="dxa"/>
+              <w:left w:w="120" w:type="dxa"/>
+              <w:bottom w:w="60" w:type="dxa"/>
+              <w:right w:w="120" w:type="dxa"/>
+            </w:tcMar>
+            <w:hideMark/>
+          </w:tcPr>
+          <w:p>
+            <w:pPr>
+              <w:rPr>
+                <w:lang w:val="en-NL"/>
+              </w:rPr>
+            </w:pPr>
+            <w:r>
+              <w:rPr>
+                <w:b/>
+                <w:bCs/>
+                <w:lang w:val="en-NL"/>
+              </w:rPr>
+              <w:t>Wii-</w:t>
+            </w:r>
+            <w:proofErr w:type="spellStart"/>
+            <w:r>
+              <w:rPr>
+                <w:b/>
+                <w:bCs/>
+                <w:lang w:val="en-NL"/>
+              </w:rPr>
+              <w:t>spel</w:t>
+            </w:r>
+            <w:proofErr w:type="spellEnd"/>
+            <w:r>
+              <w:rPr>
+                <w:b/>
+                <w:bCs/>
+                <w:lang w:val="en-NL"/>
+              </w:rPr>
+              <w:t xml:space="preserve"> </w:t>
+            </w:r>
+            <w:proofErr w:type="spellStart"/>
+            <w:r>
+              <w:rPr>
+                <w:b/>
+                <w:bCs/>
+                <w:lang w:val="en-NL"/>
+              </w:rPr>
+              <w:t>selecteren</w:t>
+            </w:r>
+            <w:proofErr w:type="spellEnd"/>
+          </w:p>
+        </w:tc>
+        <w:tc>
+          <w:tcPr>
+            <w:tcW w:w="5560" w:type="dxa"/>
+            <w:tcBorders>
+              <w:top w:val="single" w:sz="4" w:space="0" w:color="C7D8F0"/>
+              <w:left w:val="single" w:sz="4" w:space="0" w:color="C7D8F0"/>
+              <w:bottom w:val="single" w:sz="4" w:space="0" w:color="C7D8F0"/>
+              <w:right w:val="single" w:sz="4" w:space="0" w:color="C7D8F0"/>
+            </w:tcBorders>
+            <w:shd w:val="clear" w:color="auto" w:fill="D6E4F7"/>
+            <w:tcMar>
+              <w:top w:w="60" w:type="dxa"/>
+              <w:left w:w="120" w:type="dxa"/>
+              <w:bottom w:w="60" w:type="dxa"/>
+              <w:right w:w="120" w:type="dxa"/>
+            </w:tcMar>
+            <w:hideMark/>
+          </w:tcPr>
+          <w:p>
+            <w:pPr>
+              <w:rPr>
+                <w:lang w:val="en-NL"/>
+              </w:rPr>
+            </w:pPr>
+            <w:proofErr w:type="spellStart"/>
+            <w:r>
+              <w:rPr>
+                <w:lang w:val="en-NL"/>
+              </w:rPr>
+              <w:t>Dubbelklik</w:t>
+            </w:r>
+            <w:proofErr w:type="spellEnd"/>
+            <w:r>
+              <w:rPr>
+                <w:lang w:val="en-NL"/>
+              </w:rPr>
+              <w:t xml:space="preserve"> op het </w:t>
+            </w:r>
+            <w:proofErr w:type="spellStart"/>
+            <w:r>
+              <w:rPr>
+                <w:lang w:val="en-NL"/>
+              </w:rPr>
+              <w:t>spel</w:t>
+            </w:r>
+            <w:proofErr w:type="spellEnd"/>
+            <w:r>
+              <w:rPr>
+                <w:lang w:val="en-NL"/>
+              </w:rPr>
+              <w:t xml:space="preserve"> in de </w:t>
+            </w:r>
+            <w:proofErr w:type="spellStart"/>
+            <w:r>
+              <w:rPr>
+                <w:lang w:val="en-NL"/>
+              </w:rPr>
+              <w:t>lijst</w:t>
+            </w:r>
+            <w:proofErr w:type="spellEnd"/>
+          </w:p>
+        </w:tc>
+      </w:tr>
+      <w:tr>
+        <w:tc>
+          <w:tcPr>
+            <w:tcW w:w="800" w:type="dxa"/>
+            <w:tcBorders>
+              <w:top w:val="single" w:sz="4" w:space="0" w:color="C7D8F0"/>
+              <w:left w:val="single" w:sz="4" w:space="0" w:color="C7D8F0"/>
+              <w:bottom w:val="single" w:sz="4" w:space="0" w:color="C7D8F0"/>
+              <w:right w:val="single" w:sz="4" w:space="0" w:color="C7D8F0"/>
+            </w:tcBorders>
+            <w:shd w:val="clear" w:color="auto" w:fill="FFFFFF"/>
+            <w:tcMar>
+              <w:top w:w="60" w:type="dxa"/>
+              <w:left w:w="120" w:type="dxa"/>
+              <w:bottom w:w="60" w:type="dxa"/>
+              <w:right w:w="120" w:type="dxa"/>
+            </w:tcMar>
+            <w:hideMark/>
+          </w:tcPr>
+          <w:p>
+            <w:pPr>
+              <w:rPr>
+                <w:lang w:val="en-NL"/>
+              </w:rPr>
+            </w:pPr>
+            <w:r>
+              <w:rPr>
+                <w:b/>
+                <w:bCs/>
+                <w:lang w:val="en-NL"/>
+              </w:rPr>
+              <w:t>5</w:t>
+            </w:r>
+          </w:p>
+        </w:tc>
+        <w:tc>
+          <w:tcPr>
+            <w:tcW w:w="3000" w:type="dxa"/>
+            <w:tcBorders>
+              <w:top w:val="single" w:sz="4" w:space="0" w:color="C7D8F0"/>
+              <w:left w:val="single" w:sz="4" w:space="0" w:color="C7D8F0"/>
+              <w:bottom w:val="single" w:sz="4" w:space="0" w:color="C7D8F0"/>
+              <w:right w:val="single" w:sz="4" w:space="0" w:color="C7D8F0"/>
+            </w:tcBorders>
+            <w:shd w:val="clear" w:color="auto" w:fill="FFFFFF"/>
+            <w:tcMar>
+              <w:top w:w="60" w:type="dxa"/>
+              <w:left w:w="120" w:type="dxa"/>
+              <w:bottom w:w="60" w:type="dxa"/>
+              <w:right w:w="120" w:type="dxa"/>
+            </w:tcMar>
+            <w:hideMark/>
+          </w:tcPr>
+          <w:p>
+            <w:pPr>
+              <w:rPr>
+                <w:lang w:val="en-NL"/>
+              </w:rPr>
+            </w:pPr>
+            <w:proofErr w:type="spellStart"/>
+            <w:r>
+              <w:rPr>
+                <w:b/>
+                <w:bCs/>
+                <w:lang w:val="en-NL"/>
+              </w:rPr>
+              <w:t>Spelen</w:t>
+            </w:r>
+            <w:proofErr w:type="spellEnd"/>
+            <w:r>
+              <w:rPr>
+                <w:b/>
+                <w:bCs/>
+                <w:lang w:val="en-NL"/>
+              </w:rPr>
+              <w:t>!</w:t>
+            </w:r>
+          </w:p>
+        </w:tc>
+        <w:tc>
+          <w:tcPr>
+            <w:tcW w:w="5560" w:type="dxa"/>
+            <w:tcBorders>
+              <w:top w:val="single" w:sz="4" w:space="0" w:color="C7D8F0"/>
+              <w:left w:val="single" w:sz="4" w:space="0" w:color="C7D8F0"/>
+              <w:bottom w:val="single" w:sz="4" w:space="0" w:color="C7D8F0"/>
+              <w:right w:val="single" w:sz="4" w:space="0" w:color="C7D8F0"/>
+            </w:tcBorders>
+            <w:shd w:val="clear" w:color="auto" w:fill="FFFFFF"/>
+            <w:tcMar>
+              <w:top w:w="60" w:type="dxa"/>
+              <w:left w:w="120" w:type="dxa"/>
+              <w:bottom w:w="60" w:type="dxa"/>
+              <w:right w:w="120" w:type="dxa"/>
+            </w:tcMar>
+            <w:hideMark/>
+          </w:tcPr>
+          <w:p>
+            <w:pPr>
+              <w:rPr>
+                <w:lang w:val="en-NL"/>
+              </w:rPr>
+            </w:pPr>
+            <w:r>
+              <w:rPr>
+                <w:lang w:val="en-NL"/>
+              </w:rPr>
+              <w:t xml:space="preserve">Veel </w:t>
+            </w:r>
+            <w:proofErr w:type="spellStart"/>
+            <w:r>
+              <w:rPr>
+                <w:lang w:val="en-NL"/>
+              </w:rPr>
+              <w:t>plezier</w:t>
+            </w:r>
+            <w:proofErr w:type="spellEnd"/>
+            <w:r>
+              <w:rPr>
+                <w:lang w:val="en-NL"/>
+              </w:rPr>
+              <w:t xml:space="preserve"> </w:t>
+            </w:r>
+            <w:r>
+              <w:rPr>
+                <w:rFonts w:ascii="Segoe UI Emoji" w:hAnsi="Segoe UI Emoji" w:cs="Segoe UI Emoji"/>
+                <w:lang w:val="en-NL"/>
+              </w:rPr>
+              <w:t>🎮</w:t>
+            </w:r>
+          </w:p>
+        </w:tc>
+      </w:tr>
+    </w:tbl>
     <w:p/>
     <w:sectPr>
       <w:pgSz w:w="11906" w:h="16838"/>
@@ -945,6 +3939,84 @@
 <file path=word/numbering.xml><?xml version="1.0" encoding="utf-8"?>
 <w:numbering xmlns:wpc="http://schemas.microsoft.com/office/word/2010/wordprocessingCanvas" xmlns:cx="http://schemas.microsoft.com/office/drawing/2014/chartex" xmlns:cx1="http://schemas.microsoft.com/office/drawing/2015/9/8/chartex" xmlns:cx2="http://schemas.microsoft.com/office/drawing/2015/10/21/chartex" xmlns:cx3="http://schemas.microsoft.com/office/drawing/2016/5/9/chartex" xmlns:cx4="http://schemas.microsoft.com/office/drawing/2016/5/10/chartex" xmlns:cx5="http://schemas.microsoft.com/office/drawing/2016/5/11/chartex" xmlns:cx6="http://schemas.microsoft.com/office/drawing/2016/5/12/chartex" xmlns:cx7="http://schemas.microsoft.com/office/drawing/2016/5/13/chartex" xmlns:cx8="http://schemas.microsoft.com/office/drawing/2016/5/14/chartex" xmlns:mc="http://schemas.openxmlformats.org/markup-compatibility/2006" xmlns:aink="http://schemas.microsoft.com/office/drawing/2016/ink" xmlns:am3d="http://schemas.microsoft.com/office/drawing/2017/model3d" xmlns:o="urn:schemas-microsoft-com:office:office" xmlns:oel="http://schemas.microsoft.com/office/2019/extlst" xmlns:r="http://schemas.openxmlformats.org/officeDocument/2006/relationships" xmlns:m="http://schemas.openxmlformats.org/officeDocument/2006/math" xmlns:v="urn:schemas-microsoft-com:vml" xmlns:wp14="http://schemas.microsoft.com/office/word/2010/wordprocessingDrawing" xmlns:wp="http://schemas.openxmlformats.org/drawingml/2006/wordprocessingDrawing" xmlns:w10="urn:schemas-microsoft-com:office:word" xmlns:w="http://schemas.openxmlformats.org/wordprocessingml/2006/main" xmlns:w14="http://schemas.microsoft.com/office/word/2010/wordml" xmlns:w15="http://schemas.microsoft.com/office/word/2012/wordml" xmlns:w16cex="http://schemas.microsoft.com/office/word/2018/wordml/cex" xmlns:w16cid="http://schemas.microsoft.com/office/word/2016/wordml/cid" xmlns:w16="http://schemas.microsoft.com/office/word/2018/wordml" xmlns:w16du="http://schemas.microsoft.com/office/word/2023/wordml/word16du" xmlns:w16sdtdh="http://schemas.microsoft.com/office/word/2020/wordml/sdtdatahash" xmlns:w16sdtfl="http://schemas.microsoft.com/office/word/2024/wordml/sdtformatlock" xmlns:w16se="http://schemas.microsoft.com/office/word/2015/wordml/symex" xmlns:wpg="http://schemas.microsoft.com/office/word/2010/wordprocessingGroup" xmlns:wpi="http://schemas.microsoft.com/office/word/2010/wordprocessingInk" xmlns:wne="http://schemas.microsoft.com/office/word/2006/wordml" xmlns:wps="http://schemas.microsoft.com/office/word/2010/wordprocessingShape" mc:Ignorable="w14 w15 w16se w16cid w16 w16cex w16sdtdh w16sdtfl w16du wp14">
   <w:abstractNum w:abstractNumId="0" w15:restartNumberingAfterBreak="0">
+    <w:nsid w:val="16D76B0F"/>
+    <w:multiLevelType w:val="hybridMultilevel"/>
+    <w:tmpl w:val="D87EDCF2"/>
+    <w:lvl w:ilvl="0" w:tplc="F3DA7360">
+      <w:start w:val="1"/>
+      <w:numFmt w:val="decimal"/>
+      <w:lvlText w:val="%1."/>
+      <w:lvlJc w:val="left"/>
+      <w:pPr>
+        <w:ind w:left="720" w:hanging="360"/>
+      </w:pPr>
+    </w:lvl>
+    <w:lvl w:ilvl="1" w:tplc="84BCC742">
+      <w:numFmt w:val="decimal"/>
+      <w:lvlText w:val=""/>
+      <w:lvlJc w:val="left"/>
+      <w:pPr>
+        <w:ind w:left="0" w:firstLine="0"/>
+      </w:pPr>
+    </w:lvl>
+    <w:lvl w:ilvl="2" w:tplc="C63207E6">
+      <w:numFmt w:val="decimal"/>
+      <w:lvlText w:val=""/>
+      <w:lvlJc w:val="left"/>
+      <w:pPr>
+        <w:ind w:left="0" w:firstLine="0"/>
+      </w:pPr>
+    </w:lvl>
+    <w:lvl w:ilvl="3" w:tplc="4A3438EA">
+      <w:numFmt w:val="decimal"/>
+      <w:lvlText w:val=""/>
+      <w:lvlJc w:val="left"/>
+      <w:pPr>
+        <w:ind w:left="0" w:firstLine="0"/>
+      </w:pPr>
+    </w:lvl>
+    <w:lvl w:ilvl="4" w:tplc="CCB6F576">
+      <w:numFmt w:val="decimal"/>
+      <w:lvlText w:val=""/>
+      <w:lvlJc w:val="left"/>
+      <w:pPr>
+        <w:ind w:left="0" w:firstLine="0"/>
+      </w:pPr>
+    </w:lvl>
+    <w:lvl w:ilvl="5" w:tplc="3CB43788">
+      <w:numFmt w:val="decimal"/>
+      <w:lvlText w:val=""/>
+      <w:lvlJc w:val="left"/>
+      <w:pPr>
+        <w:ind w:left="0" w:firstLine="0"/>
+      </w:pPr>
+    </w:lvl>
+    <w:lvl w:ilvl="6" w:tplc="A6A481FE">
+      <w:numFmt w:val="decimal"/>
+      <w:lvlText w:val=""/>
+      <w:lvlJc w:val="left"/>
+      <w:pPr>
+        <w:ind w:left="0" w:firstLine="0"/>
+      </w:pPr>
+    </w:lvl>
+    <w:lvl w:ilvl="7" w:tplc="931882F2">
+      <w:numFmt w:val="decimal"/>
+      <w:lvlText w:val=""/>
+      <w:lvlJc w:val="left"/>
+      <w:pPr>
+        <w:ind w:left="0" w:firstLine="0"/>
+      </w:pPr>
+    </w:lvl>
+    <w:lvl w:ilvl="8" w:tplc="0240C6CC">
+      <w:numFmt w:val="decimal"/>
+      <w:lvlText w:val=""/>
+      <w:lvlJc w:val="left"/>
+      <w:pPr>
+        <w:ind w:left="0" w:firstLine="0"/>
+      </w:pPr>
+    </w:lvl>
+  </w:abstractNum>
+  <w:abstractNum w:abstractNumId="1" w15:restartNumberingAfterBreak="0">
     <w:nsid w:val="207312D4"/>
     <w:multiLevelType w:val="multilevel"/>
     <w:tmpl w:val="F5C63352"/>
@@ -1093,7 +4165,7 @@
       </w:rPr>
     </w:lvl>
   </w:abstractNum>
-  <w:abstractNum w:abstractNumId="1" w15:restartNumberingAfterBreak="0">
+  <w:abstractNum w:abstractNumId="2" w15:restartNumberingAfterBreak="0">
     <w:nsid w:val="41035376"/>
     <w:multiLevelType w:val="multilevel"/>
     <w:tmpl w:val="5764FCF8"/>
@@ -1206,7 +4278,7 @@
       </w:pPr>
     </w:lvl>
   </w:abstractNum>
-  <w:abstractNum w:abstractNumId="2" w15:restartNumberingAfterBreak="0">
+  <w:abstractNum w:abstractNumId="3" w15:restartNumberingAfterBreak="0">
     <w:nsid w:val="45EE6E18"/>
     <w:multiLevelType w:val="multilevel"/>
     <w:tmpl w:val="A47E2550"/>
@@ -1355,7 +4427,7 @@
       </w:rPr>
     </w:lvl>
   </w:abstractNum>
-  <w:abstractNum w:abstractNumId="3" w15:restartNumberingAfterBreak="0">
+  <w:abstractNum w:abstractNumId="4" w15:restartNumberingAfterBreak="0">
     <w:nsid w:val="517E1677"/>
     <w:multiLevelType w:val="multilevel"/>
     <w:tmpl w:val="07BE545C"/>
@@ -1468,7 +4540,7 @@
       </w:pPr>
     </w:lvl>
   </w:abstractNum>
-  <w:abstractNum w:abstractNumId="4" w15:restartNumberingAfterBreak="0">
+  <w:abstractNum w:abstractNumId="5" w15:restartNumberingAfterBreak="0">
     <w:nsid w:val="59777827"/>
     <w:multiLevelType w:val="multilevel"/>
     <w:tmpl w:val="A69666C8"/>
@@ -1617,7 +4689,7 @@
       </w:rPr>
     </w:lvl>
   </w:abstractNum>
-  <w:abstractNum w:abstractNumId="5" w15:restartNumberingAfterBreak="0">
+  <w:abstractNum w:abstractNumId="6" w15:restartNumberingAfterBreak="0">
     <w:nsid w:val="6FDE7238"/>
     <w:multiLevelType w:val="multilevel"/>
     <w:tmpl w:val="61E4C310"/>
@@ -1766,7 +4838,85 @@
       </w:rPr>
     </w:lvl>
   </w:abstractNum>
-  <w:abstractNum w:abstractNumId="6" w15:restartNumberingAfterBreak="0">
+  <w:abstractNum w:abstractNumId="7" w15:restartNumberingAfterBreak="0">
+    <w:nsid w:val="7A5F5674"/>
+    <w:multiLevelType w:val="hybridMultilevel"/>
+    <w:tmpl w:val="D110009E"/>
+    <w:lvl w:ilvl="0" w:tplc="F9EEA4CE">
+      <w:start w:val="1"/>
+      <w:numFmt w:val="bullet"/>
+      <w:lvlText w:val="•"/>
+      <w:lvlJc w:val="left"/>
+      <w:pPr>
+        <w:ind w:left="720" w:hanging="360"/>
+      </w:pPr>
+    </w:lvl>
+    <w:lvl w:ilvl="1" w:tplc="08A8545C">
+      <w:numFmt w:val="decimal"/>
+      <w:lvlText w:val=""/>
+      <w:lvlJc w:val="left"/>
+      <w:pPr>
+        <w:ind w:left="0" w:firstLine="0"/>
+      </w:pPr>
+    </w:lvl>
+    <w:lvl w:ilvl="2" w:tplc="D10C69B2">
+      <w:numFmt w:val="decimal"/>
+      <w:lvlText w:val=""/>
+      <w:lvlJc w:val="left"/>
+      <w:pPr>
+        <w:ind w:left="0" w:firstLine="0"/>
+      </w:pPr>
+    </w:lvl>
+    <w:lvl w:ilvl="3" w:tplc="59348E3C">
+      <w:numFmt w:val="decimal"/>
+      <w:lvlText w:val=""/>
+      <w:lvlJc w:val="left"/>
+      <w:pPr>
+        <w:ind w:left="0" w:firstLine="0"/>
+      </w:pPr>
+    </w:lvl>
+    <w:lvl w:ilvl="4" w:tplc="F5CEA0C6">
+      <w:numFmt w:val="decimal"/>
+      <w:lvlText w:val=""/>
+      <w:lvlJc w:val="left"/>
+      <w:pPr>
+        <w:ind w:left="0" w:firstLine="0"/>
+      </w:pPr>
+    </w:lvl>
+    <w:lvl w:ilvl="5" w:tplc="59F0E9A8">
+      <w:numFmt w:val="decimal"/>
+      <w:lvlText w:val=""/>
+      <w:lvlJc w:val="left"/>
+      <w:pPr>
+        <w:ind w:left="0" w:firstLine="0"/>
+      </w:pPr>
+    </w:lvl>
+    <w:lvl w:ilvl="6" w:tplc="98FC71BA">
+      <w:numFmt w:val="decimal"/>
+      <w:lvlText w:val=""/>
+      <w:lvlJc w:val="left"/>
+      <w:pPr>
+        <w:ind w:left="0" w:firstLine="0"/>
+      </w:pPr>
+    </w:lvl>
+    <w:lvl w:ilvl="7" w:tplc="5BA2AFD8">
+      <w:numFmt w:val="decimal"/>
+      <w:lvlText w:val=""/>
+      <w:lvlJc w:val="left"/>
+      <w:pPr>
+        <w:ind w:left="0" w:firstLine="0"/>
+      </w:pPr>
+    </w:lvl>
+    <w:lvl w:ilvl="8" w:tplc="70562980">
+      <w:numFmt w:val="decimal"/>
+      <w:lvlText w:val=""/>
+      <w:lvlJc w:val="left"/>
+      <w:pPr>
+        <w:ind w:left="0" w:firstLine="0"/>
+      </w:pPr>
+    </w:lvl>
+  </w:abstractNum>
+  <w:abstractNum w:abstractNumId="8" w15:restartNumberingAfterBreak="0">
     <w:nsid w:val="7E415160"/>
     <w:multiLevelType w:val="multilevel"/>
     <w:tmpl w:val="2AD239B6"/>
@@ -1880,25 +5030,51 @@
     </w:lvl>
   </w:abstractNum>
   <w:num w:numId="1" w16cid:durableId="1935552898">
+    <w:abstractNumId w:val="3"/>
+  </w:num>
+  <w:num w:numId="2" w16cid:durableId="1081100626">
+    <w:abstractNumId w:val="8"/>
+  </w:num>
+  <w:num w:numId="3" w16cid:durableId="650406056">
+    <w:abstractNumId w:val="1"/>
+  </w:num>
+  <w:num w:numId="4" w16cid:durableId="1712415672">
+    <w:abstractNumId w:val="4"/>
+  </w:num>
+  <w:num w:numId="5" w16cid:durableId="947156095">
+    <w:abstractNumId w:val="5"/>
+  </w:num>
+  <w:num w:numId="6" w16cid:durableId="2071805560">
+    <w:abstractNumId w:val="6"/>
+  </w:num>
+  <w:num w:numId="7" w16cid:durableId="472211381">
     <w:abstractNumId w:val="2"/>
   </w:num>
-  <w:num w:numId="2" w16cid:durableId="1081100626">
-    <w:abstractNumId w:val="6"/>
+  <w:num w:numId="8" w16cid:durableId="1950509516">
+    <w:abstractNumId w:val="7"/>
+    <w:lvlOverride w:ilvl="0"/>
+    <w:lvlOverride w:ilvl="1"/>
+    <w:lvlOverride w:ilvl="2"/>
+    <w:lvlOverride w:ilvl="3"/>
+    <w:lvlOverride w:ilvl="4"/>
+    <w:lvlOverride w:ilvl="5"/>
+    <w:lvlOverride w:ilvl="6"/>
+    <w:lvlOverride w:ilvl="7"/>
+    <w:lvlOverride w:ilvl="8"/>
   </w:num>
-  <w:num w:numId="3" w16cid:durableId="650406056">
+  <w:num w:numId="9" w16cid:durableId="103620696">
     <w:abstractNumId w:val="0"/>
-  </w:num>
-  <w:num w:numId="4" w16cid:durableId="1712415672">
-    <w:abstractNumId w:val="3"/>
-  </w:num>
-  <w:num w:numId="5" w16cid:durableId="947156095">
-    <w:abstractNumId w:val="4"/>
-  </w:num>
-  <w:num w:numId="6" w16cid:durableId="2071805560">
-    <w:abstractNumId w:val="5"/>
-  </w:num>
-  <w:num w:numId="7" w16cid:durableId="472211381">
-    <w:abstractNumId w:val="1"/>
+    <w:lvlOverride w:ilvl="0">
+      <w:startOverride w:val="1"/>
+    </w:lvlOverride>
+    <w:lvlOverride w:ilvl="1"/>
+    <w:lvlOverride w:ilvl="2"/>
+    <w:lvlOverride w:ilvl="3"/>
+    <w:lvlOverride w:ilvl="4"/>
+    <w:lvlOverride w:ilvl="5"/>
+    <w:lvlOverride w:ilvl="6"/>
+    <w:lvlOverride w:ilvl="7"/>
+    <w:lvlOverride w:ilvl="8"/>
   </w:num>
 </w:numbering>
 </file>
